--- a/Documentation/SmartRail_Report.docx
+++ b/Documentation/SmartRail_Report.docx
@@ -8428,7 +8428,7 @@
             <w:szCs w:val="21"/>
             <w:u w:val="single"/>
           </w:rPr>
-          <w:t>https://github.com/abedazem13/SmartRail</w:t>
+          <w:t>https://github.com/samarkhatib/SmartRail</w:t>
         </w:r>
       </w:hyperlink>
     </w:p>
@@ -15989,7 +15989,7 @@
             <w:szCs w:val="17"/>
             <w:u w:val="single"/>
           </w:rPr>
-          <w:t>https://github.com/abedazem13/SmartRail</w:t>
+          <w:t>https://github.com/samarkhatib/SmartRail</w:t>
         </w:r>
       </w:hyperlink>
     </w:p>

--- a/Documentation/SmartRail_Report.docx
+++ b/Documentation/SmartRail_Report.docx
@@ -234,6 +234,14 @@
           <w:szCs w:val="21"/>
         </w:rPr>
         <w:t xml:space="preserve">SmartRail closes the loop at seat level rather than at door or vehicle level. Seat-level sensing on the train feeds two passenger-facing interfaces, and a simulation estimates what they are worth in seconds of dwell time. The interfaces are deliberately shaped differently because they are read by different numbers of </w:t>
+      </w:r>
+      <w:r>
+        <w:rPr>
+          <w:rFonts w:ascii="Calibri" w:eastAsia="Calibri" w:hAnsi="Calibri" w:cs="Calibri"/>
+          <w:color w:val="0F172A"/>
+          <w:sz w:val="21"/>
+          <w:szCs w:val="21"/>
+        </w:rPr>
         <w:lastRenderedPageBreak/>
         <w:t>people at once: the platform screen is read by everybody waiting at the same moment, so it carries only positional facts and names no carriage, while the phone application is read by one passenger and may give one instruction precisely because it remembers what it told the previous passenger. Section 5 shows why that asymmetry is the whole design.</w:t>
       </w:r>
@@ -455,20 +463,13 @@
     <w:p>
       <w:pPr>
         <w:spacing w:after="110" w:line="264" w:lineRule="auto"/>
-      </w:pPr>
-      <w:r>
         <w:rPr>
           <w:rFonts w:ascii="Calibri" w:eastAsia="Calibri" w:hAnsi="Calibri" w:cs="Calibri"/>
           <w:color w:val="0F172A"/>
           <w:sz w:val="21"/>
           <w:szCs w:val="21"/>
-        </w:rPr>
-        <w:t>Each seat is sensed with a Sharp GP2Y0A21YK0F infrared distance sensor [1]. It emits an infrared pulse and measures the angle at which the reflection returns, so it measures distance by triangulation rather than by reflected intensity. That matters here: the reading barely changes between a light and a dark surface above roughly 20 cm, so clothing colour has little effect, which is the weakness that disqualifies a simple reflective sensor for this job.</w:t>
-      </w:r>
-    </w:p>
-    <w:p>
-      <w:pPr>
-        <w:spacing w:after="110" w:line="264" w:lineRule="auto"/>
+          <w:lang w:val="en-GB"/>
+        </w:rPr>
       </w:pPr>
       <w:r>
         <w:rPr>
@@ -477,7 +478,71 @@
           <w:sz w:val="21"/>
           <w:szCs w:val="21"/>
         </w:rPr>
-        <w:t>Three properties of the device shaped the design. Its output is not linear, so the firmware converts voltage to distance with the datasheet fit d = 29.988 · V^−1.173 centimetres [1]. It is non-monotonic below about 8 cm, where an object pressed close returns the same voltage as one far away, so the mounting must keep every real reading above roughly 15 cm. Its emitter fires in bursts, which makes the supply sag through breadboard wiring, and the datasheet asks for a bypass capacitor next to the sensor for that reason [1]. The usable range is 10 to 80 cm while a seated person measures about 85 to 90 cm from cushion to head, so the sensor is mounted above the seat and aimed forward at the lap rather than down at the head, putting both the empty and the occupied reading inside the usable range.</w:t>
+        <w:t xml:space="preserve">Each seat uses a Sharp GP2Y0A21YK0F infrared distance sensor [1] that measures distance via triangulation, ensuring clothing color does not affect readings. Because its output is non-linear, the firmware converts voltage to distance using </w:t>
+      </w:r>
+      <m:oMath>
+        <m:r>
+          <w:rPr>
+            <w:rFonts w:ascii="Cambria Math" w:eastAsia="Calibri" w:hAnsi="Cambria Math" w:cs="Calibri"/>
+            <w:color w:val="0F172A"/>
+            <w:sz w:val="21"/>
+            <w:szCs w:val="21"/>
+          </w:rPr>
+          <m:t>d=29.988⋅</m:t>
+        </m:r>
+        <m:sSup>
+          <m:sSupPr>
+            <m:ctrlPr>
+              <w:rPr>
+                <w:rFonts w:ascii="Cambria Math" w:eastAsia="Calibri" w:hAnsi="Cambria Math" w:cs="Calibri"/>
+                <w:color w:val="0F172A"/>
+                <w:sz w:val="21"/>
+                <w:szCs w:val="21"/>
+              </w:rPr>
+            </m:ctrlPr>
+          </m:sSupPr>
+          <m:e>
+            <m:r>
+              <w:rPr>
+                <w:rFonts w:ascii="Cambria Math" w:eastAsia="Calibri" w:hAnsi="Cambria Math" w:cs="Calibri"/>
+                <w:color w:val="0F172A"/>
+                <w:sz w:val="21"/>
+                <w:szCs w:val="21"/>
+              </w:rPr>
+              <m:t>V</m:t>
+            </m:r>
+          </m:e>
+          <m:sup>
+            <m:r>
+              <w:rPr>
+                <w:rFonts w:ascii="Cambria Math" w:eastAsia="Calibri" w:hAnsi="Cambria Math" w:cs="Calibri"/>
+                <w:color w:val="0F172A"/>
+                <w:sz w:val="21"/>
+                <w:szCs w:val="21"/>
+              </w:rPr>
+              <m:t>-1.173</m:t>
+            </m:r>
+          </m:sup>
+        </m:sSup>
+      </m:oMath>
+      <w:r>
+        <w:rPr>
+          <w:rFonts w:ascii="Calibri" w:eastAsia="Calibri" w:hAnsi="Calibri" w:cs="Calibri"/>
+          <w:color w:val="0F172A"/>
+          <w:sz w:val="21"/>
+          <w:szCs w:val="21"/>
+        </w:rPr>
+        <w:t xml:space="preserve"> cm [1]. The sensor's limitations dictate its hardware setup: a bypass capacitor is required to handle voltage sag from emitter bursts [1], and its non-monotonic behavior below 8 cm requires a minimum 15 cm clearance. Finally, to stay within its 10 to 80 cm usable range, the sensor is mounted above the seat and aimed forward at the passenger's lap rather than down at the head</w:t>
+      </w:r>
+      <w:r>
+        <w:rPr>
+          <w:rFonts w:ascii="Calibri" w:eastAsia="Calibri" w:hAnsi="Calibri" w:cs="Calibri"/>
+          <w:color w:val="0F172A"/>
+          <w:sz w:val="21"/>
+          <w:szCs w:val="21"/>
+          <w:lang w:val="en-GB"/>
+        </w:rPr>
+        <w:t>.</w:t>
       </w:r>
     </w:p>
     <w:p>
@@ -537,12 +602,6 @@
         <w:gridCol w:w="4032"/>
       </w:tblGrid>
       <w:tr>
-        <w:tblPrEx>
-          <w:tblCellMar>
-            <w:top w:w="0" w:type="dxa"/>
-            <w:bottom w:w="0" w:type="dxa"/>
-          </w:tblCellMar>
-        </w:tblPrEx>
         <w:trPr>
           <w:tblHeader/>
         </w:trPr>
@@ -633,12 +692,6 @@
         </w:tc>
       </w:tr>
       <w:tr>
-        <w:tblPrEx>
-          <w:tblCellMar>
-            <w:top w:w="0" w:type="dxa"/>
-            <w:bottom w:w="0" w:type="dxa"/>
-          </w:tblCellMar>
-        </w:tblPrEx>
         <w:tc>
           <w:tcPr>
             <w:tcW w:w="4400" w:type="dxa"/>
@@ -717,12 +770,6 @@
         </w:tc>
       </w:tr>
       <w:tr>
-        <w:tblPrEx>
-          <w:tblCellMar>
-            <w:top w:w="0" w:type="dxa"/>
-            <w:bottom w:w="0" w:type="dxa"/>
-          </w:tblCellMar>
-        </w:tblPrEx>
         <w:tc>
           <w:tcPr>
             <w:tcW w:w="4400" w:type="dxa"/>
@@ -801,12 +848,6 @@
         </w:tc>
       </w:tr>
       <w:tr>
-        <w:tblPrEx>
-          <w:tblCellMar>
-            <w:top w:w="0" w:type="dxa"/>
-            <w:bottom w:w="0" w:type="dxa"/>
-          </w:tblCellMar>
-        </w:tblPrEx>
         <w:tc>
           <w:tcPr>
             <w:tcW w:w="4400" w:type="dxa"/>
@@ -885,12 +926,6 @@
         </w:tc>
       </w:tr>
       <w:tr>
-        <w:tblPrEx>
-          <w:tblCellMar>
-            <w:top w:w="0" w:type="dxa"/>
-            <w:bottom w:w="0" w:type="dxa"/>
-          </w:tblCellMar>
-        </w:tblPrEx>
         <w:tc>
           <w:tcPr>
             <w:tcW w:w="4400" w:type="dxa"/>
@@ -1104,7 +1139,6 @@
           <w:sz w:val="23"/>
           <w:szCs w:val="23"/>
         </w:rPr>
-        <w:lastRenderedPageBreak/>
         <w:t>Communication</w:t>
       </w:r>
     </w:p>
@@ -1139,6 +1173,7 @@
           <w:sz w:val="23"/>
           <w:szCs w:val="23"/>
         </w:rPr>
+        <w:lastRenderedPageBreak/>
         <w:t>The two passenger interfaces</w:t>
       </w:r>
     </w:p>
@@ -1295,9 +1330,7 @@
           <w:sz w:val="21"/>
           <w:szCs w:val="21"/>
         </w:rPr>
-        <w:t xml:space="preserve">Sensing a free seat is the easy half of this project. The half that carries the claim is whether telling passengers about it shortens boarding, and the prototype cannot answer that, so it is answered by simulation. Passengers arrive at a station as a Poisson process and each chooses a carriage independently; because the </w:t>
-        <w:lastRenderedPageBreak/>
-        <w:t>choices are independent, the thinning property makes the number boarding each carriage Poisson as well, with a mean equal to the arrival rate times that carriage's share [5]. The model never draws a per-carriage Poisson variable directly, so this is a property that emerges rather than one built in. Dwell follows the standard formulation [6][7]: a fixed term, a term per alighting passenger and a term per boarding passenger with a crowding penalty, taken at the busiest door rather than averaged. The generic experiments use one twelve-carriage train of 108 seats a carriage over 500 simulated stops.</w:t>
+        <w:t>Sensing a free seat is the easy half of this project. The half that carries the claim is whether telling passengers about it shortens boarding, and the prototype cannot answer that, so it is answered by simulation. Passengers arrive at a station as a Poisson process and each chooses a carriage independently; because the choices are independent, the thinning property makes the number boarding each carriage Poisson as well, with a mean equal to the arrival rate times that carriage's share [5]. The model never draws a per-carriage Poisson variable directly, so this is a property that emerges rather than one built in. Dwell follows the standard formulation [6][7]: a fixed term, a term per alighting passenger and a term per boarding passenger with a crowding penalty, taken at the busiest door rather than averaged. The generic experiments use one twelve-carriage train of 108 seats a carriage over 500 simulated stops.</w:t>
       </w:r>
     </w:p>
     <w:p>
@@ -1313,6 +1346,7 @@
           <w:sz w:val="21"/>
           <w:szCs w:val="21"/>
         </w:rPr>
+        <w:lastRenderedPageBreak/>
         <w:t xml:space="preserve">What guidance changes is not the shape of the distribution but its means. </w:t>
       </w:r>
       <w:r>
@@ -1435,12 +1469,6 @@
         <w:gridCol w:w="1354"/>
       </w:tblGrid>
       <w:tr>
-        <w:tblPrEx>
-          <w:tblCellMar>
-            <w:top w:w="0" w:type="dxa"/>
-            <w:bottom w:w="0" w:type="dxa"/>
-          </w:tblCellMar>
-        </w:tblPrEx>
         <w:trPr>
           <w:tblHeader/>
         </w:trPr>
@@ -1589,12 +1617,6 @@
         </w:tc>
       </w:tr>
       <w:tr>
-        <w:tblPrEx>
-          <w:tblCellMar>
-            <w:top w:w="0" w:type="dxa"/>
-            <w:bottom w:w="0" w:type="dxa"/>
-          </w:tblCellMar>
-        </w:tblPrEx>
         <w:tc>
           <w:tcPr>
             <w:tcW w:w="3400" w:type="dxa"/>
@@ -1725,12 +1747,6 @@
         </w:tc>
       </w:tr>
       <w:tr>
-        <w:tblPrEx>
-          <w:tblCellMar>
-            <w:top w:w="0" w:type="dxa"/>
-            <w:bottom w:w="0" w:type="dxa"/>
-          </w:tblCellMar>
-        </w:tblPrEx>
         <w:tc>
           <w:tcPr>
             <w:tcW w:w="3400" w:type="dxa"/>
@@ -1861,12 +1877,6 @@
         </w:tc>
       </w:tr>
       <w:tr>
-        <w:tblPrEx>
-          <w:tblCellMar>
-            <w:top w:w="0" w:type="dxa"/>
-            <w:bottom w:w="0" w:type="dxa"/>
-          </w:tblCellMar>
-        </w:tblPrEx>
         <w:tc>
           <w:tcPr>
             <w:tcW w:w="3400" w:type="dxa"/>
@@ -2167,12 +2177,6 @@
         <w:gridCol w:w="2545"/>
       </w:tblGrid>
       <w:tr>
-        <w:tblPrEx>
-          <w:tblCellMar>
-            <w:top w:w="0" w:type="dxa"/>
-            <w:bottom w:w="0" w:type="dxa"/>
-          </w:tblCellMar>
-        </w:tblPrEx>
         <w:trPr>
           <w:tblHeader/>
         </w:trPr>
@@ -2263,12 +2267,6 @@
         </w:tc>
       </w:tr>
       <w:tr>
-        <w:tblPrEx>
-          <w:tblCellMar>
-            <w:top w:w="0" w:type="dxa"/>
-            <w:bottom w:w="0" w:type="dxa"/>
-          </w:tblCellMar>
-        </w:tblPrEx>
         <w:tc>
           <w:tcPr>
             <w:tcW w:w="4600" w:type="dxa"/>
@@ -2347,12 +2345,6 @@
         </w:tc>
       </w:tr>
       <w:tr>
-        <w:tblPrEx>
-          <w:tblCellMar>
-            <w:top w:w="0" w:type="dxa"/>
-            <w:bottom w:w="0" w:type="dxa"/>
-          </w:tblCellMar>
-        </w:tblPrEx>
         <w:tc>
           <w:tcPr>
             <w:tcW w:w="4600" w:type="dxa"/>
@@ -2431,12 +2423,6 @@
         </w:tc>
       </w:tr>
       <w:tr>
-        <w:tblPrEx>
-          <w:tblCellMar>
-            <w:top w:w="0" w:type="dxa"/>
-            <w:bottom w:w="0" w:type="dxa"/>
-          </w:tblCellMar>
-        </w:tblPrEx>
         <w:tc>
           <w:tcPr>
             <w:tcW w:w="4600" w:type="dxa"/>
@@ -2734,12 +2720,6 @@
         <w:gridCol w:w="4724"/>
       </w:tblGrid>
       <w:tr>
-        <w:tblPrEx>
-          <w:tblCellMar>
-            <w:top w:w="0" w:type="dxa"/>
-            <w:bottom w:w="0" w:type="dxa"/>
-          </w:tblCellMar>
-        </w:tblPrEx>
         <w:trPr>
           <w:tblHeader/>
         </w:trPr>
@@ -2829,12 +2809,6 @@
         </w:tc>
       </w:tr>
       <w:tr>
-        <w:tblPrEx>
-          <w:tblCellMar>
-            <w:top w:w="0" w:type="dxa"/>
-            <w:bottom w:w="0" w:type="dxa"/>
-          </w:tblCellMar>
-        </w:tblPrEx>
         <w:tc>
           <w:tcPr>
             <w:tcW w:w="2400" w:type="dxa"/>
@@ -2912,12 +2886,6 @@
         </w:tc>
       </w:tr>
       <w:tr>
-        <w:tblPrEx>
-          <w:tblCellMar>
-            <w:top w:w="0" w:type="dxa"/>
-            <w:bottom w:w="0" w:type="dxa"/>
-          </w:tblCellMar>
-        </w:tblPrEx>
         <w:tc>
           <w:tcPr>
             <w:tcW w:w="2400" w:type="dxa"/>
@@ -2995,12 +2963,6 @@
         </w:tc>
       </w:tr>
       <w:tr>
-        <w:tblPrEx>
-          <w:tblCellMar>
-            <w:top w:w="0" w:type="dxa"/>
-            <w:bottom w:w="0" w:type="dxa"/>
-          </w:tblCellMar>
-        </w:tblPrEx>
         <w:tc>
           <w:tcPr>
             <w:tcW w:w="2400" w:type="dxa"/>
@@ -3078,12 +3040,6 @@
         </w:tc>
       </w:tr>
       <w:tr>
-        <w:tblPrEx>
-          <w:tblCellMar>
-            <w:top w:w="0" w:type="dxa"/>
-            <w:bottom w:w="0" w:type="dxa"/>
-          </w:tblCellMar>
-        </w:tblPrEx>
         <w:tc>
           <w:tcPr>
             <w:tcW w:w="2400" w:type="dxa"/>
@@ -3161,12 +3117,6 @@
         </w:tc>
       </w:tr>
       <w:tr>
-        <w:tblPrEx>
-          <w:tblCellMar>
-            <w:top w:w="0" w:type="dxa"/>
-            <w:bottom w:w="0" w:type="dxa"/>
-          </w:tblCellMar>
-        </w:tblPrEx>
         <w:tc>
           <w:tcPr>
             <w:tcW w:w="2400" w:type="dxa"/>
@@ -3244,12 +3194,6 @@
         </w:tc>
       </w:tr>
       <w:tr>
-        <w:tblPrEx>
-          <w:tblCellMar>
-            <w:top w:w="0" w:type="dxa"/>
-            <w:bottom w:w="0" w:type="dxa"/>
-          </w:tblCellMar>
-        </w:tblPrEx>
         <w:tc>
           <w:tcPr>
             <w:tcW w:w="2400" w:type="dxa"/>
@@ -3327,12 +3271,6 @@
         </w:tc>
       </w:tr>
       <w:tr>
-        <w:tblPrEx>
-          <w:tblCellMar>
-            <w:top w:w="0" w:type="dxa"/>
-            <w:bottom w:w="0" w:type="dxa"/>
-          </w:tblCellMar>
-        </w:tblPrEx>
         <w:tc>
           <w:tcPr>
             <w:tcW w:w="2400" w:type="dxa"/>
@@ -3595,12 +3533,6 @@
         <w:gridCol w:w="6512"/>
       </w:tblGrid>
       <w:tr>
-        <w:tblPrEx>
-          <w:tblCellMar>
-            <w:top w:w="0" w:type="dxa"/>
-            <w:bottom w:w="0" w:type="dxa"/>
-          </w:tblCellMar>
-        </w:tblPrEx>
         <w:trPr>
           <w:tblHeader/>
         </w:trPr>
@@ -3662,12 +3594,6 @@
         </w:tc>
       </w:tr>
       <w:tr>
-        <w:tblPrEx>
-          <w:tblCellMar>
-            <w:top w:w="0" w:type="dxa"/>
-            <w:bottom w:w="0" w:type="dxa"/>
-          </w:tblCellMar>
-        </w:tblPrEx>
         <w:tc>
           <w:tcPr>
             <w:tcW w:w="2800" w:type="dxa"/>
@@ -3720,12 +3646,6 @@
         </w:tc>
       </w:tr>
       <w:tr>
-        <w:tblPrEx>
-          <w:tblCellMar>
-            <w:top w:w="0" w:type="dxa"/>
-            <w:bottom w:w="0" w:type="dxa"/>
-          </w:tblCellMar>
-        </w:tblPrEx>
         <w:tc>
           <w:tcPr>
             <w:tcW w:w="2800" w:type="dxa"/>
@@ -3778,12 +3698,6 @@
         </w:tc>
       </w:tr>
       <w:tr>
-        <w:tblPrEx>
-          <w:tblCellMar>
-            <w:top w:w="0" w:type="dxa"/>
-            <w:bottom w:w="0" w:type="dxa"/>
-          </w:tblCellMar>
-        </w:tblPrEx>
         <w:tc>
           <w:tcPr>
             <w:tcW w:w="2800" w:type="dxa"/>
@@ -4012,12 +3926,6 @@
         <w:gridCol w:w="6509"/>
       </w:tblGrid>
       <w:tr>
-        <w:tblPrEx>
-          <w:tblCellMar>
-            <w:top w:w="0" w:type="dxa"/>
-            <w:bottom w:w="0" w:type="dxa"/>
-          </w:tblCellMar>
-        </w:tblPrEx>
         <w:trPr>
           <w:tblHeader/>
         </w:trPr>
@@ -4079,12 +3987,6 @@
         </w:tc>
       </w:tr>
       <w:tr>
-        <w:tblPrEx>
-          <w:tblCellMar>
-            <w:top w:w="0" w:type="dxa"/>
-            <w:bottom w:w="0" w:type="dxa"/>
-          </w:tblCellMar>
-        </w:tblPrEx>
         <w:tc>
           <w:tcPr>
             <w:tcW w:w="2800" w:type="dxa"/>
@@ -4137,12 +4039,6 @@
         </w:tc>
       </w:tr>
       <w:tr>
-        <w:tblPrEx>
-          <w:tblCellMar>
-            <w:top w:w="0" w:type="dxa"/>
-            <w:bottom w:w="0" w:type="dxa"/>
-          </w:tblCellMar>
-        </w:tblPrEx>
         <w:tc>
           <w:tcPr>
             <w:tcW w:w="2800" w:type="dxa"/>
@@ -4195,12 +4091,6 @@
         </w:tc>
       </w:tr>
       <w:tr>
-        <w:tblPrEx>
-          <w:tblCellMar>
-            <w:top w:w="0" w:type="dxa"/>
-            <w:bottom w:w="0" w:type="dxa"/>
-          </w:tblCellMar>
-        </w:tblPrEx>
         <w:tc>
           <w:tcPr>
             <w:tcW w:w="2800" w:type="dxa"/>
@@ -4253,12 +4143,6 @@
         </w:tc>
       </w:tr>
       <w:tr>
-        <w:tblPrEx>
-          <w:tblCellMar>
-            <w:top w:w="0" w:type="dxa"/>
-            <w:bottom w:w="0" w:type="dxa"/>
-          </w:tblCellMar>
-        </w:tblPrEx>
         <w:tc>
           <w:tcPr>
             <w:tcW w:w="2800" w:type="dxa"/>
@@ -4311,12 +4195,6 @@
         </w:tc>
       </w:tr>
       <w:tr>
-        <w:tblPrEx>
-          <w:tblCellMar>
-            <w:top w:w="0" w:type="dxa"/>
-            <w:bottom w:w="0" w:type="dxa"/>
-          </w:tblCellMar>
-        </w:tblPrEx>
         <w:tc>
           <w:tcPr>
             <w:tcW w:w="2800" w:type="dxa"/>
@@ -4369,12 +4247,6 @@
         </w:tc>
       </w:tr>
       <w:tr>
-        <w:tblPrEx>
-          <w:tblCellMar>
-            <w:top w:w="0" w:type="dxa"/>
-            <w:bottom w:w="0" w:type="dxa"/>
-          </w:tblCellMar>
-        </w:tblPrEx>
         <w:tc>
           <w:tcPr>
             <w:tcW w:w="2800" w:type="dxa"/>
@@ -4427,12 +4299,6 @@
         </w:tc>
       </w:tr>
       <w:tr>
-        <w:tblPrEx>
-          <w:tblCellMar>
-            <w:top w:w="0" w:type="dxa"/>
-            <w:bottom w:w="0" w:type="dxa"/>
-          </w:tblCellMar>
-        </w:tblPrEx>
         <w:tc>
           <w:tcPr>
             <w:tcW w:w="2800" w:type="dxa"/>
@@ -4627,12 +4493,6 @@
         <w:gridCol w:w="3835"/>
       </w:tblGrid>
       <w:tr>
-        <w:tblPrEx>
-          <w:tblCellMar>
-            <w:top w:w="0" w:type="dxa"/>
-            <w:bottom w:w="0" w:type="dxa"/>
-          </w:tblCellMar>
-        </w:tblPrEx>
         <w:trPr>
           <w:tblHeader/>
         </w:trPr>
@@ -4722,12 +4582,6 @@
         </w:tc>
       </w:tr>
       <w:tr>
-        <w:tblPrEx>
-          <w:tblCellMar>
-            <w:top w:w="0" w:type="dxa"/>
-            <w:bottom w:w="0" w:type="dxa"/>
-          </w:tblCellMar>
-        </w:tblPrEx>
         <w:tc>
           <w:tcPr>
             <w:tcW w:w="3600" w:type="dxa"/>
@@ -4805,12 +4659,6 @@
         </w:tc>
       </w:tr>
       <w:tr>
-        <w:tblPrEx>
-          <w:tblCellMar>
-            <w:top w:w="0" w:type="dxa"/>
-            <w:bottom w:w="0" w:type="dxa"/>
-          </w:tblCellMar>
-        </w:tblPrEx>
         <w:tc>
           <w:tcPr>
             <w:tcW w:w="3600" w:type="dxa"/>
@@ -4888,12 +4736,6 @@
         </w:tc>
       </w:tr>
       <w:tr>
-        <w:tblPrEx>
-          <w:tblCellMar>
-            <w:top w:w="0" w:type="dxa"/>
-            <w:bottom w:w="0" w:type="dxa"/>
-          </w:tblCellMar>
-        </w:tblPrEx>
         <w:tc>
           <w:tcPr>
             <w:tcW w:w="3600" w:type="dxa"/>
@@ -4971,12 +4813,6 @@
         </w:tc>
       </w:tr>
       <w:tr>
-        <w:tblPrEx>
-          <w:tblCellMar>
-            <w:top w:w="0" w:type="dxa"/>
-            <w:bottom w:w="0" w:type="dxa"/>
-          </w:tblCellMar>
-        </w:tblPrEx>
         <w:tc>
           <w:tcPr>
             <w:tcW w:w="3600" w:type="dxa"/>
@@ -5054,12 +4890,6 @@
         </w:tc>
       </w:tr>
       <w:tr>
-        <w:tblPrEx>
-          <w:tblCellMar>
-            <w:top w:w="0" w:type="dxa"/>
-            <w:bottom w:w="0" w:type="dxa"/>
-          </w:tblCellMar>
-        </w:tblPrEx>
         <w:tc>
           <w:tcPr>
             <w:tcW w:w="3600" w:type="dxa"/>
@@ -5137,12 +4967,6 @@
         </w:tc>
       </w:tr>
       <w:tr>
-        <w:tblPrEx>
-          <w:tblCellMar>
-            <w:top w:w="0" w:type="dxa"/>
-            <w:bottom w:w="0" w:type="dxa"/>
-          </w:tblCellMar>
-        </w:tblPrEx>
         <w:tc>
           <w:tcPr>
             <w:tcW w:w="3600" w:type="dxa"/>
@@ -5220,12 +5044,6 @@
         </w:tc>
       </w:tr>
       <w:tr>
-        <w:tblPrEx>
-          <w:tblCellMar>
-            <w:top w:w="0" w:type="dxa"/>
-            <w:bottom w:w="0" w:type="dxa"/>
-          </w:tblCellMar>
-        </w:tblPrEx>
         <w:tc>
           <w:tcPr>
             <w:tcW w:w="3600" w:type="dxa"/>
@@ -5303,12 +5121,6 @@
         </w:tc>
       </w:tr>
       <w:tr>
-        <w:tblPrEx>
-          <w:tblCellMar>
-            <w:top w:w="0" w:type="dxa"/>
-            <w:bottom w:w="0" w:type="dxa"/>
-          </w:tblCellMar>
-        </w:tblPrEx>
         <w:tc>
           <w:tcPr>
             <w:tcW w:w="3600" w:type="dxa"/>
@@ -5386,12 +5198,6 @@
         </w:tc>
       </w:tr>
       <w:tr>
-        <w:tblPrEx>
-          <w:tblCellMar>
-            <w:top w:w="0" w:type="dxa"/>
-            <w:bottom w:w="0" w:type="dxa"/>
-          </w:tblCellMar>
-        </w:tblPrEx>
         <w:tc>
           <w:tcPr>
             <w:tcW w:w="3600" w:type="dxa"/>
@@ -5655,12 +5461,6 @@
         <w:gridCol w:w="1989"/>
       </w:tblGrid>
       <w:tr>
-        <w:tblPrEx>
-          <w:tblCellMar>
-            <w:top w:w="0" w:type="dxa"/>
-            <w:bottom w:w="0" w:type="dxa"/>
-          </w:tblCellMar>
-        </w:tblPrEx>
         <w:trPr>
           <w:tblHeader/>
         </w:trPr>
@@ -5751,12 +5551,6 @@
         </w:tc>
       </w:tr>
       <w:tr>
-        <w:tblPrEx>
-          <w:tblCellMar>
-            <w:top w:w="0" w:type="dxa"/>
-            <w:bottom w:w="0" w:type="dxa"/>
-          </w:tblCellMar>
-        </w:tblPrEx>
         <w:tc>
           <w:tcPr>
             <w:tcW w:w="1900" w:type="dxa"/>
@@ -5835,12 +5629,6 @@
         </w:tc>
       </w:tr>
       <w:tr>
-        <w:tblPrEx>
-          <w:tblCellMar>
-            <w:top w:w="0" w:type="dxa"/>
-            <w:bottom w:w="0" w:type="dxa"/>
-          </w:tblCellMar>
-        </w:tblPrEx>
         <w:tc>
           <w:tcPr>
             <w:tcW w:w="1900" w:type="dxa"/>
@@ -5919,12 +5707,6 @@
         </w:tc>
       </w:tr>
       <w:tr>
-        <w:tblPrEx>
-          <w:tblCellMar>
-            <w:top w:w="0" w:type="dxa"/>
-            <w:bottom w:w="0" w:type="dxa"/>
-          </w:tblCellMar>
-        </w:tblPrEx>
         <w:tc>
           <w:tcPr>
             <w:tcW w:w="1900" w:type="dxa"/>
@@ -6003,12 +5785,6 @@
         </w:tc>
       </w:tr>
       <w:tr>
-        <w:tblPrEx>
-          <w:tblCellMar>
-            <w:top w:w="0" w:type="dxa"/>
-            <w:bottom w:w="0" w:type="dxa"/>
-          </w:tblCellMar>
-        </w:tblPrEx>
         <w:tc>
           <w:tcPr>
             <w:tcW w:w="1900" w:type="dxa"/>
@@ -6253,6 +6029,14 @@
           <w:szCs w:val="21"/>
         </w:rPr>
         <w:t xml:space="preserve">The model charges nothing for the walk along the platform: it assumes a passenger reads the display while waiting, walks to the suggested carriage before the train arrives, and is standing there when the doors open. That is defensible but carries a requirement. A double-deck coach is about 26 m and a platform walking pace about 1.3 m/s, so the three-carriage limit is roughly 78 m or 60 seconds. The display must therefore show </w:t>
+      </w:r>
+      <w:r>
+        <w:rPr>
+          <w:rFonts w:ascii="Calibri" w:eastAsia="Calibri" w:hAnsi="Calibri" w:cs="Calibri"/>
+          <w:color w:val="0F172A"/>
+          <w:sz w:val="21"/>
+          <w:szCs w:val="21"/>
+        </w:rPr>
         <w:lastRenderedPageBreak/>
         <w:t>the approaching train's state at least a minute before it arrives, and the whole sensing chain has to fit inside that minute. A passenger who does not make it boards where they stand, which is arithmetically identical to not having followed the display, and the compliance sweep already covers that case.</w:t>
       </w:r>
@@ -6287,12 +6071,6 @@
         <w:gridCol w:w="1420"/>
       </w:tblGrid>
       <w:tr>
-        <w:tblPrEx>
-          <w:tblCellMar>
-            <w:top w:w="0" w:type="dxa"/>
-            <w:bottom w:w="0" w:type="dxa"/>
-          </w:tblCellMar>
-        </w:tblPrEx>
         <w:trPr>
           <w:tblHeader/>
         </w:trPr>
@@ -6442,12 +6220,6 @@
         </w:tc>
       </w:tr>
       <w:tr>
-        <w:tblPrEx>
-          <w:tblCellMar>
-            <w:top w:w="0" w:type="dxa"/>
-            <w:bottom w:w="0" w:type="dxa"/>
-          </w:tblCellMar>
-        </w:tblPrEx>
         <w:tc>
           <w:tcPr>
             <w:tcW w:w="3200" w:type="dxa"/>
@@ -6579,12 +6351,6 @@
         </w:tc>
       </w:tr>
       <w:tr>
-        <w:tblPrEx>
-          <w:tblCellMar>
-            <w:top w:w="0" w:type="dxa"/>
-            <w:bottom w:w="0" w:type="dxa"/>
-          </w:tblCellMar>
-        </w:tblPrEx>
         <w:tc>
           <w:tcPr>
             <w:tcW w:w="3200" w:type="dxa"/>
@@ -6716,12 +6482,6 @@
         </w:tc>
       </w:tr>
       <w:tr>
-        <w:tblPrEx>
-          <w:tblCellMar>
-            <w:top w:w="0" w:type="dxa"/>
-            <w:bottom w:w="0" w:type="dxa"/>
-          </w:tblCellMar>
-        </w:tblPrEx>
         <w:tc>
           <w:tcPr>
             <w:tcW w:w="3200" w:type="dxa"/>
@@ -6853,12 +6613,6 @@
         </w:tc>
       </w:tr>
       <w:tr>
-        <w:tblPrEx>
-          <w:tblCellMar>
-            <w:top w:w="0" w:type="dxa"/>
-            <w:bottom w:w="0" w:type="dxa"/>
-          </w:tblCellMar>
-        </w:tblPrEx>
         <w:tc>
           <w:tcPr>
             <w:tcW w:w="3200" w:type="dxa"/>
@@ -7068,12 +6822,6 @@
         <w:gridCol w:w="2545"/>
       </w:tblGrid>
       <w:tr>
-        <w:tblPrEx>
-          <w:tblCellMar>
-            <w:top w:w="0" w:type="dxa"/>
-            <w:bottom w:w="0" w:type="dxa"/>
-          </w:tblCellMar>
-        </w:tblPrEx>
         <w:trPr>
           <w:tblHeader/>
         </w:trPr>
@@ -7165,12 +6913,6 @@
         </w:tc>
       </w:tr>
       <w:tr>
-        <w:tblPrEx>
-          <w:tblCellMar>
-            <w:top w:w="0" w:type="dxa"/>
-            <w:bottom w:w="0" w:type="dxa"/>
-          </w:tblCellMar>
-        </w:tblPrEx>
         <w:tc>
           <w:tcPr>
             <w:tcW w:w="3400" w:type="dxa"/>
@@ -7250,12 +6992,6 @@
         </w:tc>
       </w:tr>
       <w:tr>
-        <w:tblPrEx>
-          <w:tblCellMar>
-            <w:top w:w="0" w:type="dxa"/>
-            <w:bottom w:w="0" w:type="dxa"/>
-          </w:tblCellMar>
-        </w:tblPrEx>
         <w:tc>
           <w:tcPr>
             <w:tcW w:w="3400" w:type="dxa"/>
@@ -7414,12 +7150,6 @@
         <w:gridCol w:w="2147"/>
       </w:tblGrid>
       <w:tr>
-        <w:tblPrEx>
-          <w:tblCellMar>
-            <w:top w:w="0" w:type="dxa"/>
-            <w:bottom w:w="0" w:type="dxa"/>
-          </w:tblCellMar>
-        </w:tblPrEx>
         <w:trPr>
           <w:tblHeader/>
         </w:trPr>
@@ -7541,12 +7271,6 @@
         </w:tc>
       </w:tr>
       <w:tr>
-        <w:tblPrEx>
-          <w:tblCellMar>
-            <w:top w:w="0" w:type="dxa"/>
-            <w:bottom w:w="0" w:type="dxa"/>
-          </w:tblCellMar>
-        </w:tblPrEx>
         <w:tc>
           <w:tcPr>
             <w:tcW w:w="2600" w:type="dxa"/>
@@ -7653,12 +7377,6 @@
         </w:tc>
       </w:tr>
       <w:tr>
-        <w:tblPrEx>
-          <w:tblCellMar>
-            <w:top w:w="0" w:type="dxa"/>
-            <w:bottom w:w="0" w:type="dxa"/>
-          </w:tblCellMar>
-        </w:tblPrEx>
         <w:tc>
           <w:tcPr>
             <w:tcW w:w="2600" w:type="dxa"/>
@@ -7765,12 +7483,6 @@
         </w:tc>
       </w:tr>
       <w:tr>
-        <w:tblPrEx>
-          <w:tblCellMar>
-            <w:top w:w="0" w:type="dxa"/>
-            <w:bottom w:w="0" w:type="dxa"/>
-          </w:tblCellMar>
-        </w:tblPrEx>
         <w:tc>
           <w:tcPr>
             <w:tcW w:w="2600" w:type="dxa"/>
@@ -7877,12 +7589,6 @@
         </w:tc>
       </w:tr>
       <w:tr>
-        <w:tblPrEx>
-          <w:tblCellMar>
-            <w:top w:w="0" w:type="dxa"/>
-            <w:bottom w:w="0" w:type="dxa"/>
-          </w:tblCellMar>
-        </w:tblPrEx>
         <w:tc>
           <w:tcPr>
             <w:tcW w:w="2600" w:type="dxa"/>
@@ -7989,12 +7695,6 @@
         </w:tc>
       </w:tr>
       <w:tr>
-        <w:tblPrEx>
-          <w:tblCellMar>
-            <w:top w:w="0" w:type="dxa"/>
-            <w:bottom w:w="0" w:type="dxa"/>
-          </w:tblCellMar>
-        </w:tblPrEx>
         <w:tc>
           <w:tcPr>
             <w:tcW w:w="2600" w:type="dxa"/>
@@ -8101,12 +7801,6 @@
         </w:tc>
       </w:tr>
       <w:tr>
-        <w:tblPrEx>
-          <w:tblCellMar>
-            <w:top w:w="0" w:type="dxa"/>
-            <w:bottom w:w="0" w:type="dxa"/>
-          </w:tblCellMar>
-        </w:tblPrEx>
         <w:tc>
           <w:tcPr>
             <w:tcW w:w="2600" w:type="dxa"/>
@@ -8213,12 +7907,6 @@
         </w:tc>
       </w:tr>
       <w:tr>
-        <w:tblPrEx>
-          <w:tblCellMar>
-            <w:top w:w="0" w:type="dxa"/>
-            <w:bottom w:w="0" w:type="dxa"/>
-          </w:tblCellMar>
-        </w:tblPrEx>
         <w:tc>
           <w:tcPr>
             <w:tcW w:w="2600" w:type="dxa"/>
@@ -8412,7 +8100,7 @@
           <w:sz w:val="18"/>
           <w:szCs w:val="18"/>
         </w:rPr>
-        <w:t xml:space="preserve">Reproduced from Presentation/PROGRAMMER_MANUAL.md as submitted for stage 2. Its car ranking now feeds only the retained stage 2 page; the stage 3 interfaces (Section 4, Appendix E) never read it.</w:t>
+        <w:t>Reproduced from Presentation/PROGRAMMER_MANUAL.md as submitted for stage 2. Its car ranking now feeds only the retained stage 2 page; the stage 3 interfaces (Section 4, Appendix E) never read it.</w:t>
       </w:r>
     </w:p>
     <w:p>
@@ -8530,12 +8218,6 @@
         <w:gridCol w:w="4630"/>
       </w:tblGrid>
       <w:tr>
-        <w:tblPrEx>
-          <w:tblCellMar>
-            <w:top w:w="0" w:type="dxa"/>
-            <w:bottom w:w="0" w:type="dxa"/>
-          </w:tblCellMar>
-        </w:tblPrEx>
         <w:trPr>
           <w:tblHeader/>
         </w:trPr>
@@ -8597,12 +8279,6 @@
         </w:tc>
       </w:tr>
       <w:tr>
-        <w:tblPrEx>
-          <w:tblCellMar>
-            <w:top w:w="0" w:type="dxa"/>
-            <w:bottom w:w="0" w:type="dxa"/>
-          </w:tblCellMar>
-        </w:tblPrEx>
         <w:tc>
           <w:tcPr>
             <w:tcW w:w="4680" w:type="dxa"/>
@@ -8655,12 +8331,6 @@
         </w:tc>
       </w:tr>
       <w:tr>
-        <w:tblPrEx>
-          <w:tblCellMar>
-            <w:top w:w="0" w:type="dxa"/>
-            <w:bottom w:w="0" w:type="dxa"/>
-          </w:tblCellMar>
-        </w:tblPrEx>
         <w:tc>
           <w:tcPr>
             <w:tcW w:w="4680" w:type="dxa"/>
@@ -8713,12 +8383,6 @@
         </w:tc>
       </w:tr>
       <w:tr>
-        <w:tblPrEx>
-          <w:tblCellMar>
-            <w:top w:w="0" w:type="dxa"/>
-            <w:bottom w:w="0" w:type="dxa"/>
-          </w:tblCellMar>
-        </w:tblPrEx>
         <w:tc>
           <w:tcPr>
             <w:tcW w:w="4680" w:type="dxa"/>
@@ -8771,12 +8435,6 @@
         </w:tc>
       </w:tr>
       <w:tr>
-        <w:tblPrEx>
-          <w:tblCellMar>
-            <w:top w:w="0" w:type="dxa"/>
-            <w:bottom w:w="0" w:type="dxa"/>
-          </w:tblCellMar>
-        </w:tblPrEx>
         <w:tc>
           <w:tcPr>
             <w:tcW w:w="4680" w:type="dxa"/>
@@ -8829,12 +8487,6 @@
         </w:tc>
       </w:tr>
       <w:tr>
-        <w:tblPrEx>
-          <w:tblCellMar>
-            <w:top w:w="0" w:type="dxa"/>
-            <w:bottom w:w="0" w:type="dxa"/>
-          </w:tblCellMar>
-        </w:tblPrEx>
         <w:tc>
           <w:tcPr>
             <w:tcW w:w="4680" w:type="dxa"/>
@@ -8887,12 +8539,6 @@
         </w:tc>
       </w:tr>
       <w:tr>
-        <w:tblPrEx>
-          <w:tblCellMar>
-            <w:top w:w="0" w:type="dxa"/>
-            <w:bottom w:w="0" w:type="dxa"/>
-          </w:tblCellMar>
-        </w:tblPrEx>
         <w:tc>
           <w:tcPr>
             <w:tcW w:w="4680" w:type="dxa"/>
@@ -8945,12 +8591,6 @@
         </w:tc>
       </w:tr>
       <w:tr>
-        <w:tblPrEx>
-          <w:tblCellMar>
-            <w:top w:w="0" w:type="dxa"/>
-            <w:bottom w:w="0" w:type="dxa"/>
-          </w:tblCellMar>
-        </w:tblPrEx>
         <w:tc>
           <w:tcPr>
             <w:tcW w:w="4680" w:type="dxa"/>
@@ -9003,12 +8643,6 @@
         </w:tc>
       </w:tr>
       <w:tr>
-        <w:tblPrEx>
-          <w:tblCellMar>
-            <w:top w:w="0" w:type="dxa"/>
-            <w:bottom w:w="0" w:type="dxa"/>
-          </w:tblCellMar>
-        </w:tblPrEx>
         <w:tc>
           <w:tcPr>
             <w:tcW w:w="4680" w:type="dxa"/>
@@ -9061,12 +8695,6 @@
         </w:tc>
       </w:tr>
       <w:tr>
-        <w:tblPrEx>
-          <w:tblCellMar>
-            <w:top w:w="0" w:type="dxa"/>
-            <w:bottom w:w="0" w:type="dxa"/>
-          </w:tblCellMar>
-        </w:tblPrEx>
         <w:tc>
           <w:tcPr>
             <w:tcW w:w="4680" w:type="dxa"/>
@@ -9119,12 +8747,6 @@
         </w:tc>
       </w:tr>
       <w:tr>
-        <w:tblPrEx>
-          <w:tblCellMar>
-            <w:top w:w="0" w:type="dxa"/>
-            <w:bottom w:w="0" w:type="dxa"/>
-          </w:tblCellMar>
-        </w:tblPrEx>
         <w:tc>
           <w:tcPr>
             <w:tcW w:w="4680" w:type="dxa"/>
@@ -9177,12 +8799,6 @@
         </w:tc>
       </w:tr>
       <w:tr>
-        <w:tblPrEx>
-          <w:tblCellMar>
-            <w:top w:w="0" w:type="dxa"/>
-            <w:bottom w:w="0" w:type="dxa"/>
-          </w:tblCellMar>
-        </w:tblPrEx>
         <w:tc>
           <w:tcPr>
             <w:tcW w:w="4680" w:type="dxa"/>
@@ -9415,12 +9031,6 @@
         <w:gridCol w:w="4647"/>
       </w:tblGrid>
       <w:tr>
-        <w:tblPrEx>
-          <w:tblCellMar>
-            <w:top w:w="0" w:type="dxa"/>
-            <w:bottom w:w="0" w:type="dxa"/>
-          </w:tblCellMar>
-        </w:tblPrEx>
         <w:trPr>
           <w:tblHeader/>
         </w:trPr>
@@ -9482,12 +9092,6 @@
         </w:tc>
       </w:tr>
       <w:tr>
-        <w:tblPrEx>
-          <w:tblCellMar>
-            <w:top w:w="0" w:type="dxa"/>
-            <w:bottom w:w="0" w:type="dxa"/>
-          </w:tblCellMar>
-        </w:tblPrEx>
         <w:tc>
           <w:tcPr>
             <w:tcW w:w="4680" w:type="dxa"/>
@@ -9540,12 +9144,6 @@
         </w:tc>
       </w:tr>
       <w:tr>
-        <w:tblPrEx>
-          <w:tblCellMar>
-            <w:top w:w="0" w:type="dxa"/>
-            <w:bottom w:w="0" w:type="dxa"/>
-          </w:tblCellMar>
-        </w:tblPrEx>
         <w:tc>
           <w:tcPr>
             <w:tcW w:w="4680" w:type="dxa"/>
@@ -9598,12 +9196,6 @@
         </w:tc>
       </w:tr>
       <w:tr>
-        <w:tblPrEx>
-          <w:tblCellMar>
-            <w:top w:w="0" w:type="dxa"/>
-            <w:bottom w:w="0" w:type="dxa"/>
-          </w:tblCellMar>
-        </w:tblPrEx>
         <w:tc>
           <w:tcPr>
             <w:tcW w:w="4680" w:type="dxa"/>
@@ -9656,12 +9248,6 @@
         </w:tc>
       </w:tr>
       <w:tr>
-        <w:tblPrEx>
-          <w:tblCellMar>
-            <w:top w:w="0" w:type="dxa"/>
-            <w:bottom w:w="0" w:type="dxa"/>
-          </w:tblCellMar>
-        </w:tblPrEx>
         <w:tc>
           <w:tcPr>
             <w:tcW w:w="4680" w:type="dxa"/>
@@ -9714,12 +9300,6 @@
         </w:tc>
       </w:tr>
       <w:tr>
-        <w:tblPrEx>
-          <w:tblCellMar>
-            <w:top w:w="0" w:type="dxa"/>
-            <w:bottom w:w="0" w:type="dxa"/>
-          </w:tblCellMar>
-        </w:tblPrEx>
         <w:tc>
           <w:tcPr>
             <w:tcW w:w="4680" w:type="dxa"/>
@@ -9772,12 +9352,6 @@
         </w:tc>
       </w:tr>
       <w:tr>
-        <w:tblPrEx>
-          <w:tblCellMar>
-            <w:top w:w="0" w:type="dxa"/>
-            <w:bottom w:w="0" w:type="dxa"/>
-          </w:tblCellMar>
-        </w:tblPrEx>
         <w:tc>
           <w:tcPr>
             <w:tcW w:w="4680" w:type="dxa"/>
@@ -9830,12 +9404,6 @@
         </w:tc>
       </w:tr>
       <w:tr>
-        <w:tblPrEx>
-          <w:tblCellMar>
-            <w:top w:w="0" w:type="dxa"/>
-            <w:bottom w:w="0" w:type="dxa"/>
-          </w:tblCellMar>
-        </w:tblPrEx>
         <w:tc>
           <w:tcPr>
             <w:tcW w:w="4680" w:type="dxa"/>
@@ -9888,12 +9456,6 @@
         </w:tc>
       </w:tr>
       <w:tr>
-        <w:tblPrEx>
-          <w:tblCellMar>
-            <w:top w:w="0" w:type="dxa"/>
-            <w:bottom w:w="0" w:type="dxa"/>
-          </w:tblCellMar>
-        </w:tblPrEx>
         <w:tc>
           <w:tcPr>
             <w:tcW w:w="4680" w:type="dxa"/>
@@ -9946,12 +9508,6 @@
         </w:tc>
       </w:tr>
       <w:tr>
-        <w:tblPrEx>
-          <w:tblCellMar>
-            <w:top w:w="0" w:type="dxa"/>
-            <w:bottom w:w="0" w:type="dxa"/>
-          </w:tblCellMar>
-        </w:tblPrEx>
         <w:tc>
           <w:tcPr>
             <w:tcW w:w="4680" w:type="dxa"/>
@@ -10004,12 +9560,6 @@
         </w:tc>
       </w:tr>
       <w:tr>
-        <w:tblPrEx>
-          <w:tblCellMar>
-            <w:top w:w="0" w:type="dxa"/>
-            <w:bottom w:w="0" w:type="dxa"/>
-          </w:tblCellMar>
-        </w:tblPrEx>
         <w:tc>
           <w:tcPr>
             <w:tcW w:w="4680" w:type="dxa"/>
@@ -10843,12 +10393,6 @@
         <w:gridCol w:w="2325"/>
       </w:tblGrid>
       <w:tr>
-        <w:tblPrEx>
-          <w:tblCellMar>
-            <w:top w:w="0" w:type="dxa"/>
-            <w:bottom w:w="0" w:type="dxa"/>
-          </w:tblCellMar>
-        </w:tblPrEx>
         <w:trPr>
           <w:tblHeader/>
         </w:trPr>
@@ -10966,12 +10510,6 @@
         </w:tc>
       </w:tr>
       <w:tr>
-        <w:tblPrEx>
-          <w:tblCellMar>
-            <w:top w:w="0" w:type="dxa"/>
-            <w:bottom w:w="0" w:type="dxa"/>
-          </w:tblCellMar>
-        </w:tblPrEx>
         <w:tc>
           <w:tcPr>
             <w:tcW w:w="2340" w:type="dxa"/>
@@ -11074,12 +10612,6 @@
         </w:tc>
       </w:tr>
       <w:tr>
-        <w:tblPrEx>
-          <w:tblCellMar>
-            <w:top w:w="0" w:type="dxa"/>
-            <w:bottom w:w="0" w:type="dxa"/>
-          </w:tblCellMar>
-        </w:tblPrEx>
         <w:tc>
           <w:tcPr>
             <w:tcW w:w="2340" w:type="dxa"/>
@@ -11182,12 +10714,6 @@
         </w:tc>
       </w:tr>
       <w:tr>
-        <w:tblPrEx>
-          <w:tblCellMar>
-            <w:top w:w="0" w:type="dxa"/>
-            <w:bottom w:w="0" w:type="dxa"/>
-          </w:tblCellMar>
-        </w:tblPrEx>
         <w:tc>
           <w:tcPr>
             <w:tcW w:w="2340" w:type="dxa"/>
@@ -11290,12 +10816,6 @@
         </w:tc>
       </w:tr>
       <w:tr>
-        <w:tblPrEx>
-          <w:tblCellMar>
-            <w:top w:w="0" w:type="dxa"/>
-            <w:bottom w:w="0" w:type="dxa"/>
-          </w:tblCellMar>
-        </w:tblPrEx>
         <w:tc>
           <w:tcPr>
             <w:tcW w:w="2340" w:type="dxa"/>
@@ -11398,12 +10918,6 @@
         </w:tc>
       </w:tr>
       <w:tr>
-        <w:tblPrEx>
-          <w:tblCellMar>
-            <w:top w:w="0" w:type="dxa"/>
-            <w:bottom w:w="0" w:type="dxa"/>
-          </w:tblCellMar>
-        </w:tblPrEx>
         <w:tc>
           <w:tcPr>
             <w:tcW w:w="2340" w:type="dxa"/>
@@ -11578,12 +11092,6 @@
         <w:gridCol w:w="4658"/>
       </w:tblGrid>
       <w:tr>
-        <w:tblPrEx>
-          <w:tblCellMar>
-            <w:top w:w="0" w:type="dxa"/>
-            <w:bottom w:w="0" w:type="dxa"/>
-          </w:tblCellMar>
-        </w:tblPrEx>
         <w:trPr>
           <w:tblHeader/>
         </w:trPr>
@@ -11645,12 +11153,6 @@
         </w:tc>
       </w:tr>
       <w:tr>
-        <w:tblPrEx>
-          <w:tblCellMar>
-            <w:top w:w="0" w:type="dxa"/>
-            <w:bottom w:w="0" w:type="dxa"/>
-          </w:tblCellMar>
-        </w:tblPrEx>
         <w:tc>
           <w:tcPr>
             <w:tcW w:w="4680" w:type="dxa"/>
@@ -11703,12 +11205,6 @@
         </w:tc>
       </w:tr>
       <w:tr>
-        <w:tblPrEx>
-          <w:tblCellMar>
-            <w:top w:w="0" w:type="dxa"/>
-            <w:bottom w:w="0" w:type="dxa"/>
-          </w:tblCellMar>
-        </w:tblPrEx>
         <w:tc>
           <w:tcPr>
             <w:tcW w:w="4680" w:type="dxa"/>
@@ -11761,12 +11257,6 @@
         </w:tc>
       </w:tr>
       <w:tr>
-        <w:tblPrEx>
-          <w:tblCellMar>
-            <w:top w:w="0" w:type="dxa"/>
-            <w:bottom w:w="0" w:type="dxa"/>
-          </w:tblCellMar>
-        </w:tblPrEx>
         <w:tc>
           <w:tcPr>
             <w:tcW w:w="4680" w:type="dxa"/>
@@ -11819,12 +11309,6 @@
         </w:tc>
       </w:tr>
       <w:tr>
-        <w:tblPrEx>
-          <w:tblCellMar>
-            <w:top w:w="0" w:type="dxa"/>
-            <w:bottom w:w="0" w:type="dxa"/>
-          </w:tblCellMar>
-        </w:tblPrEx>
         <w:tc>
           <w:tcPr>
             <w:tcW w:w="4680" w:type="dxa"/>
@@ -11877,12 +11361,6 @@
         </w:tc>
       </w:tr>
       <w:tr>
-        <w:tblPrEx>
-          <w:tblCellMar>
-            <w:top w:w="0" w:type="dxa"/>
-            <w:bottom w:w="0" w:type="dxa"/>
-          </w:tblCellMar>
-        </w:tblPrEx>
         <w:tc>
           <w:tcPr>
             <w:tcW w:w="4680" w:type="dxa"/>
@@ -11935,12 +11413,6 @@
         </w:tc>
       </w:tr>
       <w:tr>
-        <w:tblPrEx>
-          <w:tblCellMar>
-            <w:top w:w="0" w:type="dxa"/>
-            <w:bottom w:w="0" w:type="dxa"/>
-          </w:tblCellMar>
-        </w:tblPrEx>
         <w:tc>
           <w:tcPr>
             <w:tcW w:w="4680" w:type="dxa"/>
@@ -11993,12 +11465,6 @@
         </w:tc>
       </w:tr>
       <w:tr>
-        <w:tblPrEx>
-          <w:tblCellMar>
-            <w:top w:w="0" w:type="dxa"/>
-            <w:bottom w:w="0" w:type="dxa"/>
-          </w:tblCellMar>
-        </w:tblPrEx>
         <w:tc>
           <w:tcPr>
             <w:tcW w:w="4680" w:type="dxa"/>
@@ -12051,12 +11517,6 @@
         </w:tc>
       </w:tr>
       <w:tr>
-        <w:tblPrEx>
-          <w:tblCellMar>
-            <w:top w:w="0" w:type="dxa"/>
-            <w:bottom w:w="0" w:type="dxa"/>
-          </w:tblCellMar>
-        </w:tblPrEx>
         <w:tc>
           <w:tcPr>
             <w:tcW w:w="4680" w:type="dxa"/>
@@ -12109,12 +11569,6 @@
         </w:tc>
       </w:tr>
       <w:tr>
-        <w:tblPrEx>
-          <w:tblCellMar>
-            <w:top w:w="0" w:type="dxa"/>
-            <w:bottom w:w="0" w:type="dxa"/>
-          </w:tblCellMar>
-        </w:tblPrEx>
         <w:tc>
           <w:tcPr>
             <w:tcW w:w="4680" w:type="dxa"/>
@@ -12769,7 +12223,8 @@
           <w:sz w:val="28"/>
           <w:szCs w:val="28"/>
         </w:rPr>
-        <w:t xml:space="preserve">Appendix E — Stage 3 user guide</w:t>
+        <w:lastRenderedPageBreak/>
+        <w:t>Appendix E — Stage 3 user guide</w:t>
       </w:r>
     </w:p>
     <w:p>
@@ -12785,7 +12240,7 @@
           <w:sz w:val="18"/>
           <w:szCs w:val="18"/>
         </w:rPr>
-        <w:t xml:space="preserve">Updated for stage 3 from Presentation/USER_MANUAL.md and PC_software/PASSENGER_INTERFACES.md in the project repository.</w:t>
+        <w:t>Updated for stage 3 from Presentation/USER_MANUAL.md and PC_software/PASSENGER_INTERFACES.md in the project repository.</w:t>
       </w:r>
     </w:p>
     <w:p>
@@ -12802,7 +12257,7 @@
           <w:sz w:val="23"/>
           <w:szCs w:val="23"/>
         </w:rPr>
-        <w:t xml:space="preserve">SmartRail — user manual</w:t>
+        <w:t>SmartRail — user manual</w:t>
       </w:r>
     </w:p>
     <w:p>
@@ -12816,7 +12271,7 @@
           <w:sz w:val="19"/>
           <w:szCs w:val="19"/>
         </w:rPr>
-        <w:t xml:space="preserve">Audience: demonstrator/operator, and passengers using the platform screen or phone app.</w:t>
+        <w:t>Audience: demonstrator/operator, and passengers using the platform screen or phone app.</w:t>
       </w:r>
     </w:p>
     <w:p>
@@ -12830,7 +12285,7 @@
           <w:sz w:val="19"/>
           <w:szCs w:val="19"/>
         </w:rPr>
-        <w:t xml:space="preserve">Version described: source b549083 (stage 3), reviewed 25 October 2026.</w:t>
+        <w:t>Version described: source b549083 (stage 3), reviewed 25 October 2026.</w:t>
       </w:r>
     </w:p>
     <w:p>
@@ -12844,7 +12299,7 @@
           <w:sz w:val="19"/>
           <w:szCs w:val="19"/>
         </w:rPr>
-        <w:t xml:space="preserve">Scope: current 12-car prototype. Physical testing must be completed with the board; this manual does not certify the hardware.</w:t>
+        <w:t>Scope: current 12-car prototype. Physical testing must be completed with the board; this manual does not certify the hardware.</w:t>
       </w:r>
     </w:p>
     <w:p>
@@ -12861,7 +12316,7 @@
           <w:sz w:val="21"/>
           <w:szCs w:val="21"/>
         </w:rPr>
-        <w:t xml:space="preserve">1. What the system does</w:t>
+        <w:t>1. What the system does</w:t>
       </w:r>
     </w:p>
     <w:p>
@@ -12875,7 +12330,7 @@
           <w:sz w:val="19"/>
           <w:szCs w:val="19"/>
         </w:rPr>
-        <w:t xml:space="preserve">Seat states for 12 cars, A–L, of 108 seats each reach passengers through two interfaces:</w:t>
+        <w:t>Seat states for 12 cars, A–L, of 108 seats each reach passengers through two interfaces:</w:t>
       </w:r>
     </w:p>
     <w:p>
@@ -12894,7 +12349,7 @@
           <w:sz w:val="19"/>
           <w:szCs w:val="19"/>
         </w:rPr>
-        <w:t xml:space="preserve">Platform screen: a positional map of the arriving train for everyone waiting. Each carriage shows its own state where it stops; nothing is ranked or named.</w:t>
+        <w:t>Platform screen: a positional map of the arriving train for everyone waiting. Each carriage shows its own state where it stops; nothing is ranked or named.</w:t>
       </w:r>
     </w:p>
     <w:p>
@@ -12913,7 +12368,7 @@
           <w:sz w:val="19"/>
           <w:szCs w:val="19"/>
         </w:rPr>
-        <w:t xml:space="preserve">Phone app: a dispatcher for one passenger. You enter your platform zone and receive a single assigned carriage; the next person is sent elsewhere.</w:t>
+        <w:t>Phone app: a dispatcher for one passenger. You enter your platform zone and receive a single assigned carriage; the next person is sent elsewhere.</w:t>
       </w:r>
     </w:p>
     <w:p>
@@ -12927,7 +12382,7 @@
           <w:sz w:val="19"/>
           <w:szCs w:val="19"/>
         </w:rPr>
-        <w:t xml:space="preserve">The operator's Controls page changes simulated seats, runs simulated stops and connects two real sensors (hybrid mode: A1 and B1 real, 1,294 seats simulated). Counts and assignments are guidance, not reservations; stations are simulated, not live train tracking.</w:t>
+        <w:t>The operator's Controls page changes simulated seats, runs simulated stops and connects two real sensors (hybrid mode: A1 and B1 real, 1,294 seats simulated). Counts and assignments are guidance, not reservations; stations are simulated, not live train tracking.</w:t>
       </w:r>
     </w:p>
     <w:p>
@@ -12944,7 +12399,7 @@
           <w:sz w:val="21"/>
           <w:szCs w:val="21"/>
         </w:rPr>
-        <w:t xml:space="preserve">2. What you need</w:t>
+        <w:t>2. What you need</w:t>
       </w:r>
     </w:p>
     <w:p>
@@ -12963,7 +12418,7 @@
           <w:sz w:val="19"/>
           <w:szCs w:val="19"/>
         </w:rPr>
-        <w:t xml:space="preserve">Software: Windows laptop with Python 3.10 or newer, a web browser, this repository and a virtual environment with the project dependencies. Phones also need a trusted private network shared with the laptop.</w:t>
+        <w:t>Software: Windows laptop with Python 3.10 or newer, a web browser, this repository and a virtual environment with the project dependencies. Phones also need a trusted private network shared with the laptop.</w:t>
       </w:r>
     </w:p>
     <w:p>
@@ -12982,7 +12437,7 @@
           <w:sz w:val="19"/>
           <w:szCs w:val="19"/>
         </w:rPr>
-        <w:t xml:space="preserve">Hybrid: ESP32 DevKit V1 with current firmware; two mounted Sharp analog IR sensors on GPIO34 and GPIO35; USB data cable and CP210x driver; working power, common ground and supply decoupling per ../Documentation/04_HARDWARE.md and 05_WIRING_AND_PINOUT.md.</w:t>
+        <w:t>Hybrid: ESP32 DevKit V1 with current firmware; two mounted Sharp analog IR sensors on GPIO34 and GPIO35; USB data cable and CP210x driver; working power, common ground and supply decoupling per ../Documentation/04_HARDWARE.md and 05_WIRING_AND_PINOUT.md.</w:t>
       </w:r>
     </w:p>
     <w:p>
@@ -12996,7 +12451,7 @@
           <w:sz w:val="19"/>
           <w:szCs w:val="19"/>
         </w:rPr>
-        <w:t xml:space="preserve">Power down before changing wires. Never apply 5 V to an ESP32 signal pin or combine external power with PC USB without an approved arrangement.</w:t>
+        <w:t>Power down before changing wires. Never apply 5 V to an ESP32 signal pin or combine external power with PC USB without an approved arrangement.</w:t>
       </w:r>
     </w:p>
     <w:p>
@@ -13013,7 +12468,7 @@
           <w:sz w:val="21"/>
           <w:szCs w:val="21"/>
         </w:rPr>
-        <w:t xml:space="preserve">3. One-time Windows setup</w:t>
+        <w:t>3. One-time Windows setup</w:t>
       </w:r>
     </w:p>
     <w:p>
@@ -13027,7 +12482,7 @@
           <w:sz w:val="19"/>
           <w:szCs w:val="19"/>
         </w:rPr>
-        <w:t xml:space="preserve">In PowerShell, from the repository root (the folder containing ESP32 and PC_software):</w:t>
+        <w:t>In PowerShell, from the repository root (the folder containing ESP32 and PC_software):</w:t>
       </w:r>
     </w:p>
     <w:p>
@@ -13043,7 +12498,7 @@
           <w:sz w:val="18"/>
           <w:szCs w:val="18"/>
         </w:rPr>
-        <w:t xml:space="preserve">if (-not (Test-Path .venv)) { py -3 -m venv .venv }</w:t>
+        <w:t>if (-not (Test-Path .venv)) { py -3 -m venv .venv }</w:t>
       </w:r>
     </w:p>
     <w:p>
@@ -13059,7 +12514,7 @@
           <w:sz w:val="18"/>
           <w:szCs w:val="18"/>
         </w:rPr>
-        <w:t xml:space="preserve">.\.venv\Scripts\python.exe -m pip install -r .\PC_software\requirements.txt</w:t>
+        <w:t>.\.venv\Scripts\python.exe -m pip install -r .\PC_software\requirements.txt</w:t>
       </w:r>
     </w:p>
     <w:p>
@@ -13073,7 +12528,7 @@
           <w:sz w:val="19"/>
           <w:szCs w:val="19"/>
         </w:rPr>
-        <w:t xml:space="preserve">Use python if py is unavailable; install and launch with the same interpreter. For hardware, upload ESP32.ino (../ESP32/ESP32.ino) from Arduino IDE 2.x with the ESP32 core (record the version used), keeping the seats empty through calibration.</w:t>
+        <w:t>Use python if py is unavailable; install and launch with the same interpreter. For hardware, upload ESP32.ino (../ESP32/ESP32.ino) from Arduino IDE 2.x with the ESP32 core (record the version used), keeping the seats empty through calibration.</w:t>
       </w:r>
     </w:p>
     <w:p>
@@ -13090,7 +12545,7 @@
           <w:sz w:val="21"/>
           <w:szCs w:val="21"/>
         </w:rPr>
-        <w:t xml:space="preserve">4. Start and stop</w:t>
+        <w:t>4. Start and stop</w:t>
       </w:r>
     </w:p>
     <w:p>
@@ -13104,7 +12559,7 @@
           <w:sz w:val="19"/>
           <w:szCs w:val="19"/>
         </w:rPr>
-        <w:t xml:space="preserve">Passenger interfaces, from the repository root:</w:t>
+        <w:t>Passenger interfaces, from the repository root:</w:t>
       </w:r>
     </w:p>
     <w:p>
@@ -13120,7 +12575,7 @@
           <w:sz w:val="18"/>
           <w:szCs w:val="18"/>
         </w:rPr>
-        <w:t xml:space="preserve">.\.venv\Scripts\python.exe .\PC_software\passenger_routes.py</w:t>
+        <w:t>.\.venv\Scripts\python.exe .\PC_software\passenger_routes.py</w:t>
       </w:r>
     </w:p>
     <w:p>
@@ -13134,7 +12589,7 @@
           <w:sz w:val="19"/>
           <w:szCs w:val="19"/>
         </w:rPr>
-        <w:t xml:space="preserve">Operator controls: start_dashboard.bat (../start_dashboard.bat) or .\PC_software\dashboard.py. Keep both consoles open.</w:t>
+        <w:t>Operator controls: start_dashboard.bat (../start_dashboard.bat) or .\PC_software\dashboard.py. Keep both consoles open.</w:t>
       </w:r>
     </w:p>
     <w:tbl>
@@ -13155,17 +12610,11 @@
         <w:tblLook w:val="0000" w:firstRow="0" w:lastRow="0" w:firstColumn="0" w:lastColumn="0" w:noHBand="0" w:noVBand="0"/>
       </w:tblPr>
       <w:tblGrid>
-        <w:gridCol w:w="3093"/>
-        <w:gridCol w:w="3112"/>
+        <w:gridCol w:w="3092"/>
+        <w:gridCol w:w="3113"/>
         <w:gridCol w:w="3095"/>
       </w:tblGrid>
       <w:tr>
-        <w:tblPrEx>
-          <w:tblCellMar>
-            <w:top w:w="0" w:type="dxa"/>
-            <w:bottom w:w="0" w:type="dxa"/>
-          </w:tblCellMar>
-        </w:tblPrEx>
         <w:trPr>
           <w:tblHeader/>
         </w:trPr>
@@ -13193,7 +12642,7 @@
                 <w:sz w:val="18"/>
                 <w:szCs w:val="18"/>
               </w:rPr>
-              <w:t xml:space="preserve">View</w:t>
+              <w:t>View</w:t>
             </w:r>
           </w:p>
         </w:tc>
@@ -13221,7 +12670,7 @@
                 <w:sz w:val="18"/>
                 <w:szCs w:val="18"/>
               </w:rPr>
-              <w:t xml:space="preserve">Address</w:t>
+              <w:t>Address</w:t>
             </w:r>
           </w:p>
         </w:tc>
@@ -13249,18 +12698,12 @@
                 <w:sz w:val="18"/>
                 <w:szCs w:val="18"/>
               </w:rPr>
-              <w:t xml:space="preserve">Purpose</w:t>
+              <w:t>Purpose</w:t>
             </w:r>
           </w:p>
         </w:tc>
       </w:tr>
       <w:tr>
-        <w:tblPrEx>
-          <w:tblCellMar>
-            <w:top w:w="0" w:type="dxa"/>
-            <w:bottom w:w="0" w:type="dxa"/>
-          </w:tblCellMar>
-        </w:tblPrEx>
         <w:tc>
           <w:tcPr>
             <w:tcW w:w="3120" w:type="dxa"/>
@@ -13282,7 +12725,7 @@
                 <w:sz w:val="18"/>
                 <w:szCs w:val="18"/>
               </w:rPr>
-              <w:t xml:space="preserve">Platform screen</w:t>
+              <w:t>Platform screen</w:t>
             </w:r>
           </w:p>
         </w:tc>
@@ -13307,7 +12750,7 @@
                 <w:sz w:val="18"/>
                 <w:szCs w:val="18"/>
               </w:rPr>
-              <w:t xml:space="preserve">http://127.0.0.1:8766/platform</w:t>
+              <w:t>http://127.0.0.1:8766/platform</w:t>
             </w:r>
           </w:p>
         </w:tc>
@@ -13332,18 +12775,12 @@
                 <w:sz w:val="18"/>
                 <w:szCs w:val="18"/>
               </w:rPr>
-              <w:t xml:space="preserve">Positional map; add ?zone=F to mark the screen's own zone</w:t>
+              <w:t>Positional map; add ?zone=F to mark the screen's own zone</w:t>
             </w:r>
           </w:p>
         </w:tc>
       </w:tr>
       <w:tr>
-        <w:tblPrEx>
-          <w:tblCellMar>
-            <w:top w:w="0" w:type="dxa"/>
-            <w:bottom w:w="0" w:type="dxa"/>
-          </w:tblCellMar>
-        </w:tblPrEx>
         <w:tc>
           <w:tcPr>
             <w:tcW w:w="3120" w:type="dxa"/>
@@ -13365,7 +12802,7 @@
                 <w:sz w:val="18"/>
                 <w:szCs w:val="18"/>
               </w:rPr>
-              <w:t xml:space="preserve">Phone app</w:t>
+              <w:t>Phone app</w:t>
             </w:r>
           </w:p>
         </w:tc>
@@ -13390,7 +12827,7 @@
                 <w:sz w:val="18"/>
                 <w:szCs w:val="18"/>
               </w:rPr>
-              <w:t xml:space="preserve">http://127.0.0.1:8766/app</w:t>
+              <w:t>http://127.0.0.1:8766/app</w:t>
             </w:r>
           </w:p>
         </w:tc>
@@ -13415,18 +12852,12 @@
                 <w:sz w:val="18"/>
                 <w:szCs w:val="18"/>
               </w:rPr>
-              <w:t xml:space="preserve">Zone picker and one assigned carriage</w:t>
+              <w:t>Zone picker and one assigned carriage</w:t>
             </w:r>
           </w:p>
         </w:tc>
       </w:tr>
       <w:tr>
-        <w:tblPrEx>
-          <w:tblCellMar>
-            <w:top w:w="0" w:type="dxa"/>
-            <w:bottom w:w="0" w:type="dxa"/>
-          </w:tblCellMar>
-        </w:tblPrEx>
         <w:tc>
           <w:tcPr>
             <w:tcW w:w="3120" w:type="dxa"/>
@@ -13448,7 +12879,7 @@
                 <w:sz w:val="18"/>
                 <w:szCs w:val="18"/>
               </w:rPr>
-              <w:t xml:space="preserve">Controls</w:t>
+              <w:t>Controls</w:t>
             </w:r>
           </w:p>
         </w:tc>
@@ -13473,7 +12904,7 @@
                 <w:sz w:val="18"/>
                 <w:szCs w:val="18"/>
               </w:rPr>
-              <w:t xml:space="preserve">http://127.0.0.1:8765/controls</w:t>
+              <w:t>http://127.0.0.1:8765/controls</w:t>
             </w:r>
           </w:p>
         </w:tc>
@@ -13498,7 +12929,7 @@
                 <w:sz w:val="18"/>
                 <w:szCs w:val="18"/>
               </w:rPr>
-              <w:t xml:space="preserve">Seats, scenarios, stops, hardware connection</w:t>
+              <w:t>Seats, scenarios, stops, hardware connection</w:t>
             </w:r>
           </w:p>
         </w:tc>
@@ -13520,7 +12951,8 @@
           <w:sz w:val="19"/>
           <w:szCs w:val="19"/>
         </w:rPr>
-        <w:t xml:space="preserve">As submitted, the passenger server simulates its own train (the example scenario) and ignores Controls and the sensors, and start_dashboard.bat still opens the stage 2 display at port 8765. Registering the passenger routes in dashboard.py (PC_software/PASSENGER_INTERFACES.md) fixes both: the screen and app are then served on port 8765, / shows the map, and the stage 2 display is kept at /baseline for comparison only.</w:t>
+        <w:lastRenderedPageBreak/>
+        <w:t>As submitted, the passenger server simulates its own train (the example scenario) and ignores Controls and the sensors, and start_dashboard.bat still opens the stage 2 display at port 8765. Registering the passenger routes in dashboard.py (PC_software/PASSENGER_INTERFACES.md) fixes both: the screen and app are then served on port 8765, / shows the map, and the stage 2 display is kept at /baseline for comparison only.</w:t>
       </w:r>
     </w:p>
     <w:p>
@@ -13534,7 +12966,7 @@
           <w:sz w:val="19"/>
           <w:szCs w:val="19"/>
         </w:rPr>
-        <w:t xml:space="preserve">Press F11 for a full-screen platform display. Stop a server with Ctrl+C; restarting resets its seats, station and assignments. If a port is busy, add --http-port 8767 and use that port. dashboard.py --serial-port COM5 starts hybrid mode directly.</w:t>
+        <w:t>Press F11 for a full-screen platform display. Stop a server with Ctrl+C; restarting resets its seats, station and assignments. If a port is busy, add --http-port 8767 and use that port. dashboard.py --serial-port COM5 starts hybrid mode directly.</w:t>
       </w:r>
     </w:p>
     <w:p>
@@ -13551,7 +12983,7 @@
           <w:sz w:val="21"/>
           <w:szCs w:val="21"/>
         </w:rPr>
-        <w:t xml:space="preserve">5. Read the platform screen</w:t>
+        <w:t>5. Read the platform screen</w:t>
       </w:r>
     </w:p>
     <w:p>
@@ -13565,7 +12997,7 @@
           <w:sz w:val="19"/>
           <w:szCs w:val="19"/>
         </w:rPr>
-        <w:t xml:space="preserve">Carriages are drawn in stopping order from the FRONT marker, each above its zone letter. The order never changes with availability, and no carriage is badged or named.</w:t>
+        <w:t>Carriages are drawn in stopping order from the FRONT marker, each above its zone letter. The order never changes with availability, and no carriage is badged or named.</w:t>
       </w:r>
     </w:p>
     <w:tbl>
@@ -13590,12 +13022,6 @@
         <w:gridCol w:w="4650"/>
       </w:tblGrid>
       <w:tr>
-        <w:tblPrEx>
-          <w:tblCellMar>
-            <w:top w:w="0" w:type="dxa"/>
-            <w:bottom w:w="0" w:type="dxa"/>
-          </w:tblCellMar>
-        </w:tblPrEx>
         <w:trPr>
           <w:tblHeader/>
         </w:trPr>
@@ -13623,7 +13049,7 @@
                 <w:sz w:val="18"/>
                 <w:szCs w:val="18"/>
               </w:rPr>
-              <w:t xml:space="preserve">Display</w:t>
+              <w:t>Display</w:t>
             </w:r>
           </w:p>
         </w:tc>
@@ -13651,18 +13077,12 @@
                 <w:sz w:val="18"/>
                 <w:szCs w:val="18"/>
               </w:rPr>
-              <w:t xml:space="preserve">Meaning</w:t>
+              <w:t>Meaning</w:t>
             </w:r>
           </w:p>
         </w:tc>
       </w:tr>
       <w:tr>
-        <w:tblPrEx>
-          <w:tblCellMar>
-            <w:top w:w="0" w:type="dxa"/>
-            <w:bottom w:w="0" w:type="dxa"/>
-          </w:tblCellMar>
-        </w:tblPrEx>
         <w:tc>
           <w:tcPr>
             <w:tcW w:w="4680" w:type="dxa"/>
@@ -13684,7 +13104,7 @@
                 <w:sz w:val="18"/>
                 <w:szCs w:val="18"/>
               </w:rPr>
-              <w:t xml:space="preserve">“N free”, Seats available (green)</w:t>
+              <w:t>“N free”, Seats available (green)</w:t>
             </w:r>
           </w:p>
         </w:tc>
@@ -13709,18 +13129,12 @@
                 <w:sz w:val="18"/>
                 <w:szCs w:val="18"/>
               </w:rPr>
-              <w:t xml:space="preserve">10 or more confirmed free seats</w:t>
+              <w:t>10 or more confirmed free seats</w:t>
             </w:r>
           </w:p>
         </w:tc>
       </w:tr>
       <w:tr>
-        <w:tblPrEx>
-          <w:tblCellMar>
-            <w:top w:w="0" w:type="dxa"/>
-            <w:bottom w:w="0" w:type="dxa"/>
-          </w:tblCellMar>
-        </w:tblPrEx>
         <w:tc>
           <w:tcPr>
             <w:tcW w:w="4680" w:type="dxa"/>
@@ -13742,7 +13156,7 @@
                 <w:sz w:val="18"/>
                 <w:szCs w:val="18"/>
               </w:rPr>
-              <w:t xml:space="preserve">“N free”, Filling up (yellow)</w:t>
+              <w:t>“N free”, Filling up (yellow)</w:t>
             </w:r>
           </w:p>
         </w:tc>
@@ -13767,18 +13181,12 @@
                 <w:sz w:val="18"/>
                 <w:szCs w:val="18"/>
               </w:rPr>
-              <w:t xml:space="preserve">1–9 confirmed free seats</w:t>
+              <w:t>1–9 confirmed free seats</w:t>
             </w:r>
           </w:p>
         </w:tc>
       </w:tr>
       <w:tr>
-        <w:tblPrEx>
-          <w:tblCellMar>
-            <w:top w:w="0" w:type="dxa"/>
-            <w:bottom w:w="0" w:type="dxa"/>
-          </w:tblCellMar>
-        </w:tblPrEx>
         <w:tc>
           <w:tcPr>
             <w:tcW w:w="4680" w:type="dxa"/>
@@ -13800,7 +13208,7 @@
                 <w:sz w:val="18"/>
                 <w:szCs w:val="18"/>
               </w:rPr>
-              <w:t xml:space="preserve">“No free seats” (red)</w:t>
+              <w:t>“No free seats” (red)</w:t>
             </w:r>
           </w:p>
         </w:tc>
@@ -13825,18 +13233,12 @@
                 <w:sz w:val="18"/>
                 <w:szCs w:val="18"/>
               </w:rPr>
-              <w:t xml:space="preserve">None free with complete data; standing room is not measured, so boarding is still allowed</w:t>
+              <w:t>None free with complete data; standing room is not measured, so boarding is still allowed</w:t>
             </w:r>
           </w:p>
         </w:tc>
       </w:tr>
       <w:tr>
-        <w:tblPrEx>
-          <w:tblCellMar>
-            <w:top w:w="0" w:type="dxa"/>
-            <w:bottom w:w="0" w:type="dxa"/>
-          </w:tblCellMar>
-        </w:tblPrEx>
         <w:tc>
           <w:tcPr>
             <w:tcW w:w="4680" w:type="dxa"/>
@@ -13858,7 +13260,7 @@
                 <w:sz w:val="18"/>
                 <w:szCs w:val="18"/>
               </w:rPr>
-              <w:t xml:space="preserve">“Some seats not reported” (gray)</w:t>
+              <w:t>“Some seats not reported” (gray)</w:t>
             </w:r>
           </w:p>
         </w:tc>
@@ -13883,18 +13285,12 @@
                 <w:sz w:val="18"/>
                 <w:szCs w:val="18"/>
               </w:rPr>
-              <w:t xml:space="preserve">A sensor is silent; only proven seats are stated, e.g. “At least 3 free, 7 of 108 seats unknown”</w:t>
+              <w:t>A sensor is silent; only proven seats are stated, e.g. “At least 3 free, 7 of 108 seats unknown”</w:t>
             </w:r>
           </w:p>
         </w:tc>
       </w:tr>
       <w:tr>
-        <w:tblPrEx>
-          <w:tblCellMar>
-            <w:top w:w="0" w:type="dxa"/>
-            <w:bottom w:w="0" w:type="dxa"/>
-          </w:tblCellMar>
-        </w:tblPrEx>
         <w:tc>
           <w:tcPr>
             <w:tcW w:w="4680" w:type="dxa"/>
@@ -13916,7 +13312,7 @@
                 <w:sz w:val="18"/>
                 <w:szCs w:val="18"/>
               </w:rPr>
-              <w:t xml:space="preserve">“Space here” on every carriage with room</w:t>
+              <w:t>“Space here” on every carriage with room</w:t>
             </w:r>
           </w:p>
         </w:tc>
@@ -13941,18 +13337,12 @@
                 <w:sz w:val="18"/>
                 <w:szCs w:val="18"/>
               </w:rPr>
-              <w:t xml:space="preserve">Under 20% of seats free: counts are hidden and the banner asks everyone to spread out and use all doors</w:t>
+              <w:t>Under 20% of seats free: counts are hidden and the banner asks everyone to spread out and use all doors</w:t>
             </w:r>
           </w:p>
         </w:tc>
       </w:tr>
       <w:tr>
-        <w:tblPrEx>
-          <w:tblCellMar>
-            <w:top w:w="0" w:type="dxa"/>
-            <w:bottom w:w="0" w:type="dxa"/>
-          </w:tblCellMar>
-        </w:tblPrEx>
         <w:tc>
           <w:tcPr>
             <w:tcW w:w="4680" w:type="dxa"/>
@@ -13974,7 +13364,7 @@
                 <w:sz w:val="18"/>
                 <w:szCs w:val="18"/>
               </w:rPr>
-              <w:t xml:space="preserve">“You are here”</w:t>
+              <w:t>“You are here”</w:t>
             </w:r>
           </w:p>
         </w:tc>
@@ -13999,18 +13389,12 @@
                 <w:sz w:val="18"/>
                 <w:szCs w:val="18"/>
               </w:rPr>
-              <w:t xml:space="preserve">This screen's zone, set by ?zone= in its address</w:t>
+              <w:t>This screen's zone, set by ?zone= in its address</w:t>
             </w:r>
           </w:p>
         </w:tc>
       </w:tr>
       <w:tr>
-        <w:tblPrEx>
-          <w:tblCellMar>
-            <w:top w:w="0" w:type="dxa"/>
-            <w:bottom w:w="0" w:type="dxa"/>
-          </w:tblCellMar>
-        </w:tblPrEx>
         <w:tc>
           <w:tcPr>
             <w:tcW w:w="4680" w:type="dxa"/>
@@ -14032,7 +13416,7 @@
                 <w:sz w:val="18"/>
                 <w:szCs w:val="18"/>
               </w:rPr>
-              <w:t xml:space="preserve">“Lost contact with the train”</w:t>
+              <w:t>“Lost contact with the train”</w:t>
             </w:r>
           </w:p>
         </w:tc>
@@ -14057,7 +13441,7 @@
                 <w:sz w:val="18"/>
                 <w:szCs w:val="18"/>
               </w:rPr>
-              <w:t xml:space="preserve">Counts are out of date</w:t>
+              <w:t>Counts are out of date</w:t>
             </w:r>
           </w:p>
         </w:tc>
@@ -14079,7 +13463,7 @@
           <w:sz w:val="19"/>
           <w:szCs w:val="19"/>
         </w:rPr>
-        <w:t xml:space="preserve">Passengers wait by the nearest carriage with space, as the banner says. Zones are logical labels matching car letters; no real stopping-position feed exists.</w:t>
+        <w:t>Passengers wait by the nearest carriage with space, as the banner says. Zones are logical labels matching car letters; no real stopping-position feed exists.</w:t>
       </w:r>
     </w:p>
     <w:p>
@@ -14096,7 +13480,7 @@
           <w:sz w:val="21"/>
           <w:szCs w:val="21"/>
         </w:rPr>
-        <w:t xml:space="preserve">6. Use the phone app</w:t>
+        <w:t>6. Use the phone app</w:t>
       </w:r>
     </w:p>
     <w:p>
@@ -14115,7 +13499,7 @@
           <w:sz w:val="19"/>
           <w:szCs w:val="19"/>
         </w:rPr>
-        <w:t xml:space="preserve">Open http://127.0.0.1:8766/app, or the network address from Section 9 on a phone. The app lists the twelve platform zones, front to back.</w:t>
+        <w:t>Open http://127.0.0.1:8766/app, or the network address from Section 9 on a phone. The app lists the twelve platform zones, front to back.</w:t>
       </w:r>
     </w:p>
     <w:p>
@@ -14134,7 +13518,7 @@
           <w:sz w:val="19"/>
           <w:szCs w:val="19"/>
         </w:rPr>
-        <w:t xml:space="preserve">Tap the zone you are standing at. This is the only input.</w:t>
+        <w:t>Tap the zone you are standing at. This is the only input.</w:t>
       </w:r>
     </w:p>
     <w:p>
@@ -14153,7 +13537,7 @@
           <w:sz w:val="19"/>
           <w:szCs w:val="19"/>
         </w:rPr>
-        <w:t xml:space="preserve">Read the single assignment: the zone to wait at, “Car X stops here”, the walk (e.g. “2 carriages towards the back”) and the seats confirmed free when you asked.</w:t>
+        <w:t>Read the single assignment: the zone to wait at, “Car X stops here”, the walk (e.g. “2 carriages towards the back”) and the seats confirmed free when you asked.</w:t>
       </w:r>
     </w:p>
     <w:p>
@@ -14172,7 +13556,7 @@
           <w:sz w:val="19"/>
           <w:szCs w:val="19"/>
         </w:rPr>
-        <w:t xml:space="preserve">Walk there. The carriage is held for 3 minutes, shown as a countdown; at zero it expires, and you reload or tap Change my zone to ask again.</w:t>
+        <w:t>Walk there. The carriage is held for 3 minutes, shown as a countdown; at zero it expires, and you reload or tap Change my zone to ask again.</w:t>
       </w:r>
     </w:p>
     <w:p>
@@ -14191,7 +13575,7 @@
           <w:sz w:val="19"/>
           <w:szCs w:val="19"/>
         </w:rPr>
-        <w:t xml:space="preserve">Once aboard, tap I have boarded. This, like Change my zone, hands the carriage back for the next passenger.</w:t>
+        <w:t>Once aboard, tap I have boarded. This, like Change my zone, hands the carriage back for the next passenger.</w:t>
       </w:r>
     </w:p>
     <w:p>
@@ -14205,7 +13589,7 @@
           <w:sz w:val="19"/>
           <w:szCs w:val="19"/>
         </w:rPr>
-        <w:t xml:space="preserve">Dispatcher rules:</w:t>
+        <w:t>Dispatcher rules:</w:t>
       </w:r>
     </w:p>
     <w:p>
@@ -14224,7 +13608,7 @@
           <w:sz w:val="19"/>
           <w:szCs w:val="19"/>
         </w:rPr>
-        <w:t xml:space="preserve">A repeated request within the 3 minutes (a reload, or reopening the app) returns the same carriage and is not counted twice. The on-screen countdown restarts, but the hold still ends 3 minutes after the first request.</w:t>
+        <w:t>A repeated request within the 3 minutes (a reload, or reopening the app) returns the same carriage and is not counted twice. The on-screen countdown restarts, but the hold still ends 3 minutes after the first request.</w:t>
       </w:r>
     </w:p>
     <w:p>
@@ -14243,7 +13627,7 @@
           <w:sz w:val="19"/>
           <w:szCs w:val="19"/>
         </w:rPr>
-        <w:t xml:space="preserve">Passengers at the same zone get different carriages: within 3 carriages, the app picks the one with a confirmed free seat that the fewest waiting passengers have been sent to. Unknown seats never count as free.</w:t>
+        <w:t>Passengers at the same zone get different carriages: within 3 carriages, the app picks the one with a confirmed free seat that the fewest waiting passengers have been sent to. Unknown seats never count as free.</w:t>
       </w:r>
     </w:p>
     <w:p>
@@ -14262,7 +13646,7 @@
           <w:sz w:val="19"/>
           <w:szCs w:val="19"/>
         </w:rPr>
-        <w:t xml:space="preserve">If nothing within reach confirms a free seat, it still assigns a carriage away from the busiest door, and says so.</w:t>
+        <w:t>If nothing within reach confirms a free seat, it still assigns a carriage away from the busiest door, and says so.</w:t>
       </w:r>
     </w:p>
     <w:p>
@@ -14281,7 +13665,7 @@
           <w:sz w:val="19"/>
           <w:szCs w:val="19"/>
         </w:rPr>
-        <w:t xml:space="preserve">All assignments clear when the train departs (the station counter advances). The app never lists carriages or shows other carriages' counts.</w:t>
+        <w:t>All assignments clear when the train departs (the station counter advances). The app never lists carriages or shows other carriages' counts.</w:t>
       </w:r>
     </w:p>
     <w:p>
@@ -14298,7 +13682,7 @@
           <w:sz w:val="21"/>
           <w:szCs w:val="21"/>
         </w:rPr>
-        <w:t xml:space="preserve">7. Simulation controls</w:t>
+        <w:t>7. Simulation controls</w:t>
       </w:r>
     </w:p>
     <w:p>
@@ -14312,7 +13696,7 @@
           <w:sz w:val="19"/>
           <w:szCs w:val="19"/>
         </w:rPr>
-        <w:t xml:space="preserve">Controls reach the screen and app only once the routes are registered (Section 4).</w:t>
+        <w:t>Controls reach the screen and app only once the routes are registered (Section 4).</w:t>
       </w:r>
     </w:p>
     <w:p>
@@ -14331,7 +13715,7 @@
           <w:sz w:val="19"/>
           <w:szCs w:val="19"/>
         </w:rPr>
-        <w:t xml:space="preserve">Choose Use simulation if needed, and press Stop auto stops before preparing a static scene.</w:t>
+        <w:t>Choose Use simulation if needed, and press Stop auto stops before preparing a static scene.</w:t>
       </w:r>
     </w:p>
     <w:p>
@@ -14350,7 +13734,7 @@
           <w:sz w:val="19"/>
           <w:szCs w:val="19"/>
         </w:rPr>
-        <w:t xml:space="preserve">Example scenario · station 1 restores the example; Empty simulated seats and Occupy simulated seats set every editable seat (A1/B1 are skipped in hybrid mode). Presets reset the station to 1 but do not stop automatic stops.</w:t>
+        <w:t>Example scenario · station 1 restores the example; Empty simulated seats and Occupy simulated seats set every editable seat (A1/B1 are skipped in hybrid mode). Presets reset the station to 1 but do not stop automatic stops.</w:t>
       </w:r>
     </w:p>
     <w:p>
@@ -14369,7 +13753,8 @@
           <w:sz w:val="19"/>
           <w:szCs w:val="19"/>
         </w:rPr>
-        <w:t xml:space="preserve">Click a seat in the car maps to toggle it between empty and occupied.</w:t>
+        <w:lastRenderedPageBreak/>
+        <w:t>Click a seat in the car maps to toggle it between empty and occupied.</w:t>
       </w:r>
     </w:p>
     <w:p>
@@ -14388,7 +13773,7 @@
           <w:sz w:val="19"/>
           <w:szCs w:val="19"/>
         </w:rPr>
-        <w:t xml:space="preserve">Next stop: over about 2.4 seconds simulated passengers leave, then others board, at random. The station advances, which clears all phone assignments. Physical seats never change.</w:t>
+        <w:t>Next stop: over about 2.4 seconds simulated passengers leave, then others board, at random. The station advances, which clears all phone assignments. Physical seats never change.</w:t>
       </w:r>
     </w:p>
     <w:p>
@@ -14407,7 +13792,7 @@
           <w:sz w:val="19"/>
           <w:szCs w:val="19"/>
         </w:rPr>
-        <w:t xml:space="preserve">Automatic stops (5, 10, 15 or 30 s) are advanced by page polling, so keep Controls or the platform screen open. A running stop may finish after Stop auto stops.</w:t>
+        <w:t>Automatic stops (5, 10, 15 or 30 s) are advanced by page polling, so keep Controls or the platform screen open. A running stop may finish after Stop auto stops.</w:t>
       </w:r>
     </w:p>
     <w:p>
@@ -14421,7 +13806,7 @@
           <w:sz w:val="19"/>
           <w:szCs w:val="19"/>
         </w:rPr>
-        <w:t xml:space="preserve">Example free counts: A12, B3, C0, D25, E48, F7, G36, H18, I1, J60, K29, L72; total 311 (24%), so the screen shows counts. At 259 or fewer (under 20%) it shows “Space here”. Stops are synthetic activity, not a passenger-flow model.</w:t>
+        <w:t>Example free counts: A12, B3, C0, D25, E48, F7, G36, H18, I1, J60, K29, L72; total 311 (24%), so the screen shows counts. At 259 or fewer (under 20%) it shows “Space here”. Stops are synthetic activity, not a passenger-flow model.</w:t>
       </w:r>
     </w:p>
     <w:p>
@@ -14438,7 +13823,7 @@
           <w:sz w:val="21"/>
           <w:szCs w:val="21"/>
         </w:rPr>
-        <w:t xml:space="preserve">8. Connect physical sensors</w:t>
+        <w:t>8. Connect physical sensors</w:t>
       </w:r>
     </w:p>
     <w:p>
@@ -14457,7 +13842,7 @@
           <w:sz w:val="19"/>
           <w:szCs w:val="19"/>
         </w:rPr>
-        <w:t xml:space="preserve">Confirm firmware, wiring and mounting with the hardware operator. Sensor 0/GPIO34 is A1; sensor 1/GPIO35 is B1.</w:t>
+        <w:t>Confirm firmware, wiring and mounting with the hardware operator. Sensor 0/GPIO34 is A1; sensor 1/GPIO35 is B1.</w:t>
       </w:r>
     </w:p>
     <w:p>
@@ -14476,7 +13861,7 @@
           <w:sz w:val="19"/>
           <w:szCs w:val="19"/>
         </w:rPr>
-        <w:t xml:space="preserve">Close Arduino Serial Monitor/Plotter and any other program using the port; only one reader can own it.</w:t>
+        <w:t>Close Arduino Serial Monitor/Plotter and any other program using the port; only one reader can own it.</w:t>
       </w:r>
     </w:p>
     <w:p>
@@ -14495,7 +13880,7 @@
           <w:sz w:val="19"/>
           <w:szCs w:val="19"/>
         </w:rPr>
-        <w:t xml:space="preserve">In Controls, choose Refresh ports, select the actual port and click Connect hardware · hybrid mode.</w:t>
+        <w:t>In Controls, choose Refresh ports, select the actual port and click Connect hardware · hybrid mode.</w:t>
       </w:r>
     </w:p>
     <w:p>
@@ -14514,7 +13899,7 @@
           <w:sz w:val="19"/>
           <w:szCs w:val="19"/>
         </w:rPr>
-        <w:t xml:space="preserve">Keep both seats empty through calibration (typically about five seconds; connecting may reset the ESP32). A1/B1 then show sensor sources and cannot be clicked.</w:t>
+        <w:t>Keep both seats empty through calibration (typically about five seconds; connecting may reset the ESP32). A1/B1 then show sensor sources and cannot be clicked.</w:t>
       </w:r>
     </w:p>
     <w:p>
@@ -14533,7 +13918,7 @@
           <w:sz w:val="19"/>
           <w:szCs w:val="19"/>
         </w:rPr>
-        <w:t xml:space="preserve">A target in the validated range occupies the seat after firmware confirmation; removing it restores empty.</w:t>
+        <w:t>A target in the validated range occupies the seat after firmware confirmation; removing it restores empty.</w:t>
       </w:r>
     </w:p>
     <w:p>
@@ -14547,7 +13932,7 @@
           <w:sz w:val="19"/>
           <w:szCs w:val="19"/>
         </w:rPr>
-        <w:t xml:space="preserve">Demonstration: stop auto, connect with both real seats empty, then choose Occupy simulated seats. Controls shows one free seat in A and in B; the platform screen marks both “Space here” because the train is under 20% free. Covering one sensor turns its carriage to “No free seats”.</w:t>
+        <w:t>Demonstration: stop auto, connect with both real seats empty, then choose Occupy simulated seats. Controls shows one free seat in A and in B; the platform screen marks both “Space here” because the train is under 20% free. Covering one sensor turns its carriage to “No free seats”.</w:t>
       </w:r>
     </w:p>
     <w:p>
@@ -14561,7 +13946,7 @@
           <w:sz w:val="19"/>
           <w:szCs w:val="19"/>
         </w:rPr>
-        <w:t xml:space="preserve">If the ESP32 disconnects, A1/B1 become unknown (“Some seats not reported”) and are never filled with simulated values. The worker retries the same port; if Windows renames it, select it and reconnect with the seats empty. Hardware diagnostics &amp; mapping shows distance, noise, state age and the latest board message.</w:t>
+        <w:t>If the ESP32 disconnects, A1/B1 become unknown (“Some seats not reported”) and are never filled with simulated values. The worker retries the same port; if Windows renames it, select it and reconnect with the seats empty. Hardware diagnostics &amp; mapping shows distance, noise, state age and the latest board message.</w:t>
       </w:r>
     </w:p>
     <w:p>
@@ -14578,7 +13963,7 @@
           <w:sz w:val="21"/>
           <w:szCs w:val="21"/>
         </w:rPr>
-        <w:t xml:space="preserve">9. Phone access over the network (optional)</w:t>
+        <w:t>9. Phone access over the network (optional)</w:t>
       </w:r>
     </w:p>
     <w:p>
@@ -14597,7 +13982,7 @@
           <w:sz w:val="19"/>
           <w:szCs w:val="19"/>
         </w:rPr>
-        <w:t xml:space="preserve">Put the laptop and phones on a trusted private network or hotspot; campus Wi-Fi may isolate devices.</w:t>
+        <w:t>Put the laptop and phones on a trusted private network or hotspot; campus Wi-Fi may isolate devices.</w:t>
       </w:r>
     </w:p>
     <w:p>
@@ -14616,7 +14001,7 @@
           <w:sz w:val="19"/>
           <w:szCs w:val="19"/>
         </w:rPr>
-        <w:t xml:space="preserve">Add --host 0.0.0.0 to the passenger command in Section 4 (once integrated, use start_dashboard_network.bat instead).</w:t>
+        <w:t>Add --host 0.0.0.0 to the passenger command in Section 4 (once integrated, use start_dashboard_network.bat instead).</w:t>
       </w:r>
     </w:p>
     <w:p>
@@ -14635,7 +14020,7 @@
           <w:sz w:val="19"/>
           <w:szCs w:val="19"/>
         </w:rPr>
-        <w:t xml:space="preserve">On the phone, open http://&lt;laptop IPv4 address&gt;:8766/app (8765 once integrated); ipconfig shows the address. 127.0.0.1 on a phone is the phone itself.</w:t>
+        <w:t>On the phone, open http://&lt;laptop IPv4 address&gt;:8766/app (8765 once integrated); ipconfig shows the address. 127.0.0.1 on a phone is the phone itself.</w:t>
       </w:r>
     </w:p>
     <w:p>
@@ -14654,7 +14039,7 @@
           <w:sz w:val="19"/>
           <w:szCs w:val="19"/>
         </w:rPr>
-        <w:t xml:space="preserve">If Windows asks, allow the program on private networks only; do not disable the firewall.</w:t>
+        <w:t>If Windows asks, allow the program on private networks only; do not disable the firewall.</w:t>
       </w:r>
     </w:p>
     <w:p>
@@ -14668,7 +14053,7 @@
           <w:sz w:val="19"/>
           <w:szCs w:val="19"/>
         </w:rPr>
-        <w:t xml:space="preserve">Phones can only request and hand back assignments, never change seats, modes or ports. There is no password: do not expose the service to the internet or a public tunnel.</w:t>
+        <w:t>Phones can only request and hand back assignments, never change seats, modes or ports. There is no password: do not expose the service to the internet or a public tunnel.</w:t>
       </w:r>
     </w:p>
     <w:p>
@@ -14685,7 +14070,7 @@
           <w:sz w:val="21"/>
           <w:szCs w:val="21"/>
         </w:rPr>
-        <w:t xml:space="preserve">10. Common problems</w:t>
+        <w:t>10. Common problems</w:t>
       </w:r>
     </w:p>
     <w:tbl>
@@ -14706,16 +14091,10 @@
         <w:tblLook w:val="0000" w:firstRow="0" w:lastRow="0" w:firstColumn="0" w:lastColumn="0" w:noHBand="0" w:noVBand="0"/>
       </w:tblPr>
       <w:tblGrid>
-        <w:gridCol w:w="4650"/>
-        <w:gridCol w:w="4650"/>
+        <w:gridCol w:w="4644"/>
+        <w:gridCol w:w="4656"/>
       </w:tblGrid>
       <w:tr>
-        <w:tblPrEx>
-          <w:tblCellMar>
-            <w:top w:w="0" w:type="dxa"/>
-            <w:bottom w:w="0" w:type="dxa"/>
-          </w:tblCellMar>
-        </w:tblPrEx>
         <w:trPr>
           <w:tblHeader/>
         </w:trPr>
@@ -14743,7 +14122,7 @@
                 <w:sz w:val="18"/>
                 <w:szCs w:val="18"/>
               </w:rPr>
-              <w:t xml:space="preserve">Symptom</w:t>
+              <w:t>Symptom</w:t>
             </w:r>
           </w:p>
         </w:tc>
@@ -14771,18 +14150,12 @@
                 <w:sz w:val="18"/>
                 <w:szCs w:val="18"/>
               </w:rPr>
-              <w:t xml:space="preserve">Action</w:t>
+              <w:t>Action</w:t>
             </w:r>
           </w:p>
         </w:tc>
       </w:tr>
       <w:tr>
-        <w:tblPrEx>
-          <w:tblCellMar>
-            <w:top w:w="0" w:type="dxa"/>
-            <w:bottom w:w="0" w:type="dxa"/>
-          </w:tblCellMar>
-        </w:tblPrEx>
         <w:tc>
           <w:tcPr>
             <w:tcW w:w="4680" w:type="dxa"/>
@@ -14804,7 +14177,7 @@
                 <w:sz w:val="18"/>
                 <w:szCs w:val="18"/>
               </w:rPr>
-              <w:t xml:space="preserve">Missing Flask, serial or Waitress</w:t>
+              <w:t>Missing Flask, serial or Waitress</w:t>
             </w:r>
           </w:p>
         </w:tc>
@@ -14829,18 +14202,12 @@
                 <w:sz w:val="18"/>
                 <w:szCs w:val="18"/>
               </w:rPr>
-              <w:t xml:space="preserve">Install requirements with the interpreter that launches the server</w:t>
+              <w:t>Install requirements with the interpreter that launches the server</w:t>
             </w:r>
           </w:p>
         </w:tc>
       </w:tr>
       <w:tr>
-        <w:tblPrEx>
-          <w:tblCellMar>
-            <w:top w:w="0" w:type="dxa"/>
-            <w:bottom w:w="0" w:type="dxa"/>
-          </w:tblCellMar>
-        </w:tblPrEx>
         <w:tc>
           <w:tcPr>
             <w:tcW w:w="4680" w:type="dxa"/>
@@ -14862,7 +14229,7 @@
                 <w:sz w:val="18"/>
                 <w:szCs w:val="18"/>
               </w:rPr>
-              <w:t xml:space="preserve">Page unavailable</w:t>
+              <w:t>Page unavailable</w:t>
             </w:r>
           </w:p>
         </w:tc>
@@ -14887,18 +14254,12 @@
                 <w:sz w:val="18"/>
                 <w:szCs w:val="18"/>
               </w:rPr>
-              <w:t xml:space="preserve">Check the console, address and port</w:t>
+              <w:t>Check the console, address and port</w:t>
             </w:r>
           </w:p>
         </w:tc>
       </w:tr>
       <w:tr>
-        <w:tblPrEx>
-          <w:tblCellMar>
-            <w:top w:w="0" w:type="dxa"/>
-            <w:bottom w:w="0" w:type="dxa"/>
-          </w:tblCellMar>
-        </w:tblPrEx>
         <w:tc>
           <w:tcPr>
             <w:tcW w:w="4680" w:type="dxa"/>
@@ -14920,7 +14281,7 @@
                 <w:sz w:val="18"/>
                 <w:szCs w:val="18"/>
               </w:rPr>
-              <w:t xml:space="preserve">Port already in use</w:t>
+              <w:t>Port already in use</w:t>
             </w:r>
           </w:p>
         </w:tc>
@@ -14945,18 +14306,12 @@
                 <w:sz w:val="18"/>
                 <w:szCs w:val="18"/>
               </w:rPr>
-              <w:t xml:space="preserve">Stop the old server or choose another --http-port</w:t>
+              <w:t>Stop the old server or choose another --http-port</w:t>
             </w:r>
           </w:p>
         </w:tc>
       </w:tr>
       <w:tr>
-        <w:tblPrEx>
-          <w:tblCellMar>
-            <w:top w:w="0" w:type="dxa"/>
-            <w:bottom w:w="0" w:type="dxa"/>
-          </w:tblCellMar>
-        </w:tblPrEx>
         <w:tc>
           <w:tcPr>
             <w:tcW w:w="4680" w:type="dxa"/>
@@ -14978,7 +14333,7 @@
                 <w:sz w:val="18"/>
                 <w:szCs w:val="18"/>
               </w:rPr>
-              <w:t xml:space="preserve">Screen ignores Controls or sensors</w:t>
+              <w:t>Screen ignores Controls or sensors</w:t>
             </w:r>
           </w:p>
         </w:tc>
@@ -15003,18 +14358,12 @@
                 <w:sz w:val="18"/>
                 <w:szCs w:val="18"/>
               </w:rPr>
-              <w:t xml:space="preserve">Expected from the standalone passenger server; register its routes (Section 4)</w:t>
+              <w:t>Expected from the standalone passenger server; register its routes (Section 4)</w:t>
             </w:r>
           </w:p>
         </w:tc>
       </w:tr>
       <w:tr>
-        <w:tblPrEx>
-          <w:tblCellMar>
-            <w:top w:w="0" w:type="dxa"/>
-            <w:bottom w:w="0" w:type="dxa"/>
-          </w:tblCellMar>
-        </w:tblPrEx>
         <w:tc>
           <w:tcPr>
             <w:tcW w:w="4680" w:type="dxa"/>
@@ -15036,7 +14385,7 @@
                 <w:sz w:val="18"/>
                 <w:szCs w:val="18"/>
               </w:rPr>
-              <w:t xml:space="preserve">Phone cannot load or shows an error</w:t>
+              <w:t>Phone cannot load or shows an error</w:t>
             </w:r>
           </w:p>
         </w:tc>
@@ -15061,18 +14410,12 @@
                 <w:sz w:val="18"/>
                 <w:szCs w:val="18"/>
               </w:rPr>
-              <w:t xml:space="preserve">Check network, address, port, firewall and client isolation; once integrated, confirm the guard change in PASSENGER_INTERFACES.md</w:t>
+              <w:t>Check network, address, port, firewall and client isolation; once integrated, confirm the guard change in PASSENGER_INTERFACES.md</w:t>
             </w:r>
           </w:p>
         </w:tc>
       </w:tr>
       <w:tr>
-        <w:tblPrEx>
-          <w:tblCellMar>
-            <w:top w:w="0" w:type="dxa"/>
-            <w:bottom w:w="0" w:type="dxa"/>
-          </w:tblCellMar>
-        </w:tblPrEx>
         <w:tc>
           <w:tcPr>
             <w:tcW w:w="4680" w:type="dxa"/>
@@ -15094,7 +14437,7 @@
                 <w:sz w:val="18"/>
                 <w:szCs w:val="18"/>
               </w:rPr>
-              <w:t xml:space="preserve">No COM device</w:t>
+              <w:t>No COM device</w:t>
             </w:r>
           </w:p>
         </w:tc>
@@ -15119,18 +14462,12 @@
                 <w:sz w:val="18"/>
                 <w:szCs w:val="18"/>
               </w:rPr>
-              <w:t xml:space="preserve">Check USB data cable, driver and actual port</w:t>
+              <w:t>Check USB data cable, driver and actual port</w:t>
             </w:r>
           </w:p>
         </w:tc>
       </w:tr>
       <w:tr>
-        <w:tblPrEx>
-          <w:tblCellMar>
-            <w:top w:w="0" w:type="dxa"/>
-            <w:bottom w:w="0" w:type="dxa"/>
-          </w:tblCellMar>
-        </w:tblPrEx>
         <w:tc>
           <w:tcPr>
             <w:tcW w:w="4680" w:type="dxa"/>
@@ -15152,7 +14489,7 @@
                 <w:sz w:val="18"/>
                 <w:szCs w:val="18"/>
               </w:rPr>
-              <w:t xml:space="preserve">COM access denied</w:t>
+              <w:t>COM access denied</w:t>
             </w:r>
           </w:p>
         </w:tc>
@@ -15177,18 +14514,12 @@
                 <w:sz w:val="18"/>
                 <w:szCs w:val="18"/>
               </w:rPr>
-              <w:t xml:space="preserve">Close every other serial reader, then retry</w:t>
+              <w:t>Close every other serial reader, then retry</w:t>
             </w:r>
           </w:p>
         </w:tc>
       </w:tr>
       <w:tr>
-        <w:tblPrEx>
-          <w:tblCellMar>
-            <w:top w:w="0" w:type="dxa"/>
-            <w:bottom w:w="0" w:type="dxa"/>
-          </w:tblCellMar>
-        </w:tblPrEx>
         <w:tc>
           <w:tcPr>
             <w:tcW w:w="4680" w:type="dxa"/>
@@ -15210,7 +14541,7 @@
                 <w:sz w:val="18"/>
                 <w:szCs w:val="18"/>
               </w:rPr>
-              <w:t xml:space="preserve">A1/B1 not reported after connecting</w:t>
+              <w:t>A1/B1 not reported after connecting</w:t>
             </w:r>
           </w:p>
         </w:tc>
@@ -15235,18 +14566,12 @@
                 <w:sz w:val="18"/>
                 <w:szCs w:val="18"/>
               </w:rPr>
-              <w:t xml:space="preserve">Wait for calibration; verify firmware, 115200 baud and two sensor entries</w:t>
+              <w:t>Wait for calibration; verify firmware, 115200 baud and two sensor entries</w:t>
             </w:r>
           </w:p>
         </w:tc>
       </w:tr>
       <w:tr>
-        <w:tblPrEx>
-          <w:tblCellMar>
-            <w:top w:w="0" w:type="dxa"/>
-            <w:bottom w:w="0" w:type="dxa"/>
-          </w:tblCellMar>
-        </w:tblPrEx>
         <w:tc>
           <w:tcPr>
             <w:tcW w:w="4680" w:type="dxa"/>
@@ -15268,7 +14593,7 @@
                 <w:sz w:val="18"/>
                 <w:szCs w:val="18"/>
               </w:rPr>
-              <w:t xml:space="preserve">Wrong physical seat changes</w:t>
+              <w:t>Wrong physical seat changes</w:t>
             </w:r>
           </w:p>
         </w:tc>
@@ -15293,18 +14618,12 @@
                 <w:sz w:val="18"/>
                 <w:szCs w:val="18"/>
               </w:rPr>
-              <w:t xml:space="preserve">Verify sensor index/GPIO mapping with the operator</w:t>
+              <w:t>Verify sensor index/GPIO mapping with the operator</w:t>
             </w:r>
           </w:p>
         </w:tc>
       </w:tr>
       <w:tr>
-        <w:tblPrEx>
-          <w:tblCellMar>
-            <w:top w:w="0" w:type="dxa"/>
-            <w:bottom w:w="0" w:type="dxa"/>
-          </w:tblCellMar>
-        </w:tblPrEx>
         <w:tc>
           <w:tcPr>
             <w:tcW w:w="4680" w:type="dxa"/>
@@ -15326,7 +14645,8 @@
                 <w:sz w:val="18"/>
                 <w:szCs w:val="18"/>
               </w:rPr>
-              <w:t xml:space="preserve">False readings</w:t>
+              <w:lastRenderedPageBreak/>
+              <w:t>False readings</w:t>
             </w:r>
           </w:p>
         </w:tc>
@@ -15351,18 +14671,12 @@
                 <w:sz w:val="18"/>
                 <w:szCs w:val="18"/>
               </w:rPr>
-              <w:t xml:space="preserve">Check range, mounting, noise, supply and capacitors before changing thresholds</w:t>
+              <w:t>Check range, mounting, noise, supply and capacitors before changing thresholds</w:t>
             </w:r>
           </w:p>
         </w:tc>
       </w:tr>
       <w:tr>
-        <w:tblPrEx>
-          <w:tblCellMar>
-            <w:top w:w="0" w:type="dxa"/>
-            <w:bottom w:w="0" w:type="dxa"/>
-          </w:tblCellMar>
-        </w:tblPrEx>
         <w:tc>
           <w:tcPr>
             <w:tcW w:w="4680" w:type="dxa"/>
@@ -15384,7 +14698,7 @@
                 <w:sz w:val="18"/>
                 <w:szCs w:val="18"/>
               </w:rPr>
-              <w:t xml:space="preserve">Preset changes by itself</w:t>
+              <w:t>Preset changes by itself</w:t>
             </w:r>
           </w:p>
         </w:tc>
@@ -15409,7 +14723,7 @@
                 <w:sz w:val="18"/>
                 <w:szCs w:val="18"/>
               </w:rPr>
-              <w:t xml:space="preserve">Stop automatic stops first</w:t>
+              <w:t>Stop automatic stops first</w:t>
             </w:r>
           </w:p>
         </w:tc>
@@ -15434,7 +14748,7 @@
           <w:sz w:val="21"/>
           <w:szCs w:val="21"/>
         </w:rPr>
-        <w:t xml:space="preserve">11. Evidence and limits</w:t>
+        <w:t>11. Evidence and limits</w:t>
       </w:r>
     </w:p>
     <w:p>
@@ -15448,7 +14762,7 @@
           <w:sz w:val="19"/>
           <w:szCs w:val="19"/>
         </w:rPr>
-        <w:t xml:space="preserve">Capture screenshots of both interfaces, a hardware video and completed test results (TEST_RESULTS_TEMPLATE.md). There is no database, reservation, live train feed or measured dwell-time optimization; assignments live in server memory and the phone keeps only a random ticket. Source-based descriptions must not be relabeled as physical test results.</w:t>
+        <w:t>Capture screenshots of both interfaces, a hardware video and completed test results (TEST_RESULTS_TEMPLATE.md). There is no database, reservation, live train feed or measured dwell-time optimization; assignments live in server memory and the phone keeps only a random ticket. Source-based descriptions must not be relabeled as physical test results.</w:t>
       </w:r>
     </w:p>
     <w:p>
@@ -16331,13 +15645,13 @@
       <w:startOverride w:val="1"/>
     </w:lvlOverride>
   </w:num>
-  <w:num w:numId="5">
+  <w:num w:numId="5" w16cid:durableId="108933281">
     <w:abstractNumId w:val="0"/>
     <w:lvlOverride w:ilvl="0">
       <w:startOverride w:val="1"/>
     </w:lvlOverride>
   </w:num>
-  <w:num w:numId="6">
+  <w:num w:numId="6" w16cid:durableId="37366063">
     <w:abstractNumId w:val="0"/>
     <w:lvlOverride w:ilvl="0">
       <w:startOverride w:val="1"/>
